--- a/klagomål/A 19978-2026 FSC-klagomål.docx
+++ b/klagomål/A 19978-2026 FSC-klagomål.docx
@@ -662,7 +662,7 @@
     <w:r>
       <w:tab/>
       <w:tab/>
-      <w:t>2026-04-25</w:t>
+      <w:t>2026-04-26</w:t>
       <w:br/>
       <w:br/>
     </w:r>

--- a/klagomål/A 19978-2026 FSC-klagomål.docx
+++ b/klagomål/A 19978-2026 FSC-klagomål.docx
@@ -662,7 +662,7 @@
     <w:r>
       <w:tab/>
       <w:tab/>
-      <w:t>2026-04-26</w:t>
+      <w:t>2026-04-27</w:t>
       <w:br/>
       <w:br/>
     </w:r>

--- a/klagomål/A 19978-2026 FSC-klagomål.docx
+++ b/klagomål/A 19978-2026 FSC-klagomål.docx
@@ -662,7 +662,7 @@
     <w:r>
       <w:tab/>
       <w:tab/>
-      <w:t>2026-04-27</w:t>
+      <w:t>2026-04-28</w:t>
       <w:br/>
       <w:br/>
     </w:r>

--- a/klagomål/A 19978-2026 FSC-klagomål.docx
+++ b/klagomål/A 19978-2026 FSC-klagomål.docx
@@ -662,7 +662,7 @@
     <w:r>
       <w:tab/>
       <w:tab/>
-      <w:t>2026-04-28</w:t>
+      <w:t>2026-04-29</w:t>
       <w:br/>
       <w:br/>
     </w:r>

--- a/klagomål/A 19978-2026 FSC-klagomål.docx
+++ b/klagomål/A 19978-2026 FSC-klagomål.docx
@@ -662,7 +662,7 @@
     <w:r>
       <w:tab/>
       <w:tab/>
-      <w:t>2026-04-29</w:t>
+      <w:t>2026-04-30</w:t>
       <w:br/>
       <w:br/>
     </w:r>

--- a/klagomål/A 19978-2026 FSC-klagomål.docx
+++ b/klagomål/A 19978-2026 FSC-klagomål.docx
@@ -662,7 +662,7 @@
     <w:r>
       <w:tab/>
       <w:tab/>
-      <w:t>2026-04-30</w:t>
+      <w:t>2026-05-01</w:t>
       <w:br/>
       <w:br/>
     </w:r>

--- a/klagomål/A 19978-2026 FSC-klagomål.docx
+++ b/klagomål/A 19978-2026 FSC-klagomål.docx
@@ -163,7 +163,7 @@
         <w:pStyle w:val="Title"/>
       </w:pPr>
       <w:r>
-        <w:t>Inledande FSC- /PEFC-klagomål – information om höga naturvärden i avverkningsanmälan A 19978-2026 i Skövde kommun</w:t>
+        <w:t>Inledande FSC- /PEFC-klagomål – information om höga naturvärden och fridlysta arter i avverkningsanmälan A 19978-2026 i Skövde kommun</w:t>
       </w:r>
     </w:p>
     <w:p>
@@ -173,7 +173,7 @@
     </w:p>
     <w:p>
       <w:r>
-        <w:t>Nedan presenteras fynd av naturvårdsarter som gjorts i det avverkningsanmälda området, samt relevanta utdrag ur standarderna för FSC, Chain of Custody, Controlled Wood och PEFC.</w:t>
+        <w:t>Nedan presenteras fynd av naturvårdsarter och fridlysta arter som gjorts i det avverkningsanmälda området, samt relevanta utdrag ur standarderna för FSC, Chain of Custody, Controlled Wood och PEFC.</w:t>
       </w:r>
     </w:p>
     <w:p>
@@ -191,7 +191,7 @@
     </w:p>
     <w:p>
       <w:r>
-        <w:t>I avverkningsanmälan har följande 2 naturvårdsarter hittats: lundvaxskivling (NT) och brun purpurspindling (S). Av dessa är 1 rödlistade. För rödlistade arter har rödlistekategorin angivits inom parentes. Arter som är signalarter enligt Skogsstyrelsen har markerats med (S).</w:t>
+        <w:t>I avverkningsanmälan har följande 4 naturvårdsarter hittats: lundvaxskivling (NT), brun purpurspindling (S), blåsippa (§9) och gullviva (§9). Av dessa är 1 rödlistade. För rödlistade arter har rödlistekategorin angivits inom parentes. Arter som är signalarter enligt Skogsstyrelsen har markerats med (S). För fridlysta arter anges även paragrafen i Artskyddsförordningen som arten är fridlyst enligt.</w:t>
       </w:r>
     </w:p>
     <w:p>
@@ -255,6 +255,77 @@
       </w:r>
       <w:r>
         <w:t xml:space="preserve"> växer i luckig ek- och ädellövskog samt hagmark och löväng där den på örtrik mark bildar mykorrhiza med ek, ev. även med hassel och bok. Arten kan betraktas som en indikatorart för goda lövbiotoper och lokaler med rik förekomst av denna art har ett högt skyddsvärde och bör bevaras i oförändrat skick. Ekskogar och ädellövskogar med ek skall inte ersättas med annat trädslag och brukning bör ske med stor försiktighet (SLU Artdatabanken, 2024).</w:t>
+      </w:r>
+    </w:p>
+    <w:p>
+      <w:pPr>
+        <w:pStyle w:val="Heading1"/>
+      </w:pPr>
+      <w:r>
+        <w:t>Fridlysta arter</w:t>
+      </w:r>
+    </w:p>
+    <w:p>
+      <w:r>
+        <w:t>Följande fridlysta arter har sina livsmiljöer och växtplatser i den avverkningsanmälda skogen: blåsippa (§9) och gullviva (§9).</w:t>
+      </w:r>
+    </w:p>
+    <w:p>
+      <w:r>
+        <w:rPr>
+          <w:b/>
+        </w:rPr>
+        <w:t>Blåsippa (§9)</w:t>
+      </w:r>
+      <w:r>
+        <w:t xml:space="preserve"> är typisk art för </w:t>
+      </w:r>
+      <w:r>
+        <w:rPr>
+          <w:i/>
+        </w:rPr>
+        <w:t>9050 Näringsrik granskog, 9020 Nordlig ädellövskog</w:t>
+      </w:r>
+      <w:r>
+        <w:t xml:space="preserve"> och </w:t>
+      </w:r>
+      <w:r>
+        <w:rPr>
+          <w:i/>
+        </w:rPr>
+        <w:t>8240 Karsthällmarker</w:t>
+      </w:r>
+      <w:r>
+        <w:t xml:space="preserve"> (SLU Artdatabanken, 2025).</w:t>
+      </w:r>
+    </w:p>
+    <w:p>
+      <w:r>
+        <w:rPr>
+          <w:b/>
+        </w:rPr>
+        <w:t>Gullviva (§9)</w:t>
+      </w:r>
+      <w:r>
+        <w:t xml:space="preserve"> är värdväxt för bland annat den rödlistade och sällsynta fjärilen gullvivefjäril (VU) samt typisk art för </w:t>
+      </w:r>
+      <w:r>
+        <w:rPr>
+          <w:i/>
+        </w:rPr>
+        <w:t xml:space="preserve">9070 Trädklädd betesmark, 6530 Lövängar, 6510 Slåtterängar i låglandet </w:t>
+      </w:r>
+      <w:r>
+        <w:t>och</w:t>
+      </w:r>
+      <w:r>
+        <w:rPr>
+          <w:i/>
+        </w:rPr>
+        <w:t xml:space="preserve"> 6270 Silikatgräsmarker</w:t>
+      </w:r>
+      <w:r>
+        <w:t xml:space="preserve"> (SLU Artdatabanken, 2025).</w:t>
       </w:r>
     </w:p>
     <w:p>
@@ -347,7 +418,7 @@
         <w:rPr>
           <w:i/>
         </w:rPr>
-        <w:t>I det avverkningsanmälda skogsområdet har 2 naturvårdsarter varav 1 rödlistade arter sina livsmiljöer och växtplatser.</w:t>
+        <w:t>I det avverkningsanmälda skogsområdet har 4 naturvårdsarter varav 1 rödlistade arter sina livsmiljöer och växtplatser.</w:t>
       </w:r>
     </w:p>
     <w:p>
@@ -662,7 +733,7 @@
     <w:r>
       <w:tab/>
       <w:tab/>
-      <w:t>2026-05-01</w:t>
+      <w:t>2026-05-02</w:t>
       <w:br/>
       <w:br/>
     </w:r>

--- a/klagomål/A 19978-2026 FSC-klagomål.docx
+++ b/klagomål/A 19978-2026 FSC-klagomål.docx
@@ -733,7 +733,7 @@
     <w:r>
       <w:tab/>
       <w:tab/>
-      <w:t>2026-05-02</w:t>
+      <w:t>2026-05-03</w:t>
       <w:br/>
       <w:br/>
     </w:r>

--- a/klagomål/A 19978-2026 FSC-klagomål.docx
+++ b/klagomål/A 19978-2026 FSC-klagomål.docx
@@ -733,7 +733,7 @@
     <w:r>
       <w:tab/>
       <w:tab/>
-      <w:t>2026-05-03</w:t>
+      <w:t>2026-05-04</w:t>
       <w:br/>
       <w:br/>
     </w:r>

--- a/klagomål/A 19978-2026 FSC-klagomål.docx
+++ b/klagomål/A 19978-2026 FSC-klagomål.docx
@@ -733,7 +733,7 @@
     <w:r>
       <w:tab/>
       <w:tab/>
-      <w:t>2026-05-04</w:t>
+      <w:t>2026-05-05</w:t>
       <w:br/>
       <w:br/>
     </w:r>

--- a/klagomål/A 19978-2026 FSC-klagomål.docx
+++ b/klagomål/A 19978-2026 FSC-klagomål.docx
@@ -733,7 +733,7 @@
     <w:r>
       <w:tab/>
       <w:tab/>
-      <w:t>2026-05-05</w:t>
+      <w:t>2026-05-06</w:t>
       <w:br/>
       <w:br/>
     </w:r>

--- a/klagomål/A 19978-2026 FSC-klagomål.docx
+++ b/klagomål/A 19978-2026 FSC-klagomål.docx
@@ -733,7 +733,7 @@
     <w:r>
       <w:tab/>
       <w:tab/>
-      <w:t>2026-05-06</w:t>
+      <w:t>2026-05-07</w:t>
       <w:br/>
       <w:br/>
     </w:r>

--- a/klagomål/A 19978-2026 FSC-klagomål.docx
+++ b/klagomål/A 19978-2026 FSC-klagomål.docx
@@ -733,7 +733,7 @@
     <w:r>
       <w:tab/>
       <w:tab/>
-      <w:t>2026-05-16</w:t>
+      <w:t>2026-05-17</w:t>
       <w:br/>
       <w:br/>
     </w:r>

--- a/klagomål/A 19978-2026 FSC-klagomål.docx
+++ b/klagomål/A 19978-2026 FSC-klagomål.docx
@@ -733,7 +733,7 @@
     <w:r>
       <w:tab/>
       <w:tab/>
-      <w:t>2026-05-17</w:t>
+      <w:t>2026-05-18</w:t>
       <w:br/>
       <w:br/>
     </w:r>

--- a/klagomål/A 19978-2026 FSC-klagomål.docx
+++ b/klagomål/A 19978-2026 FSC-klagomål.docx
@@ -733,7 +733,7 @@
     <w:r>
       <w:tab/>
       <w:tab/>
-      <w:t>2026-05-18</w:t>
+      <w:t>2026-05-19</w:t>
       <w:br/>
       <w:br/>
     </w:r>

--- a/klagomål/A 19978-2026 FSC-klagomål.docx
+++ b/klagomål/A 19978-2026 FSC-klagomål.docx
@@ -733,7 +733,7 @@
     <w:r>
       <w:tab/>
       <w:tab/>
-      <w:t>2026-05-19</w:t>
+      <w:t>2026-05-20</w:t>
       <w:br/>
       <w:br/>
     </w:r>

--- a/klagomål/A 19978-2026 FSC-klagomål.docx
+++ b/klagomål/A 19978-2026 FSC-klagomål.docx
@@ -733,7 +733,7 @@
     <w:r>
       <w:tab/>
       <w:tab/>
-      <w:t>2026-05-20</w:t>
+      <w:t>2026-05-21</w:t>
       <w:br/>
       <w:br/>
     </w:r>

--- a/klagomål/A 19978-2026 FSC-klagomål.docx
+++ b/klagomål/A 19978-2026 FSC-klagomål.docx
@@ -733,7 +733,7 @@
     <w:r>
       <w:tab/>
       <w:tab/>
-      <w:t>2026-05-21</w:t>
+      <w:t>2026-05-22</w:t>
       <w:br/>
       <w:br/>
     </w:r>

--- a/klagomål/A 19978-2026 FSC-klagomål.docx
+++ b/klagomål/A 19978-2026 FSC-klagomål.docx
@@ -733,7 +733,7 @@
     <w:r>
       <w:tab/>
       <w:tab/>
-      <w:t>2026-05-22</w:t>
+      <w:t>2026-05-23</w:t>
       <w:br/>
       <w:br/>
     </w:r>

--- a/klagomål/A 19978-2026 FSC-klagomål.docx
+++ b/klagomål/A 19978-2026 FSC-klagomål.docx
@@ -733,7 +733,7 @@
     <w:r>
       <w:tab/>
       <w:tab/>
-      <w:t>2026-05-23</w:t>
+      <w:t>2026-05-24</w:t>
       <w:br/>
       <w:br/>
     </w:r>

--- a/klagomål/A 19978-2026 FSC-klagomål.docx
+++ b/klagomål/A 19978-2026 FSC-klagomål.docx
@@ -733,7 +733,7 @@
     <w:r>
       <w:tab/>
       <w:tab/>
-      <w:t>2026-05-24</w:t>
+      <w:t>2026-05-25</w:t>
       <w:br/>
       <w:br/>
     </w:r>

--- a/klagomål/A 19978-2026 FSC-klagomål.docx
+++ b/klagomål/A 19978-2026 FSC-klagomål.docx
@@ -733,7 +733,7 @@
     <w:r>
       <w:tab/>
       <w:tab/>
-      <w:t>2026-05-25</w:t>
+      <w:t>2026-05-26</w:t>
       <w:br/>
       <w:br/>
     </w:r>

--- a/klagomål/A 19978-2026 FSC-klagomål.docx
+++ b/klagomål/A 19978-2026 FSC-klagomål.docx
@@ -733,7 +733,7 @@
     <w:r>
       <w:tab/>
       <w:tab/>
-      <w:t>2026-05-26</w:t>
+      <w:t>2026-05-27</w:t>
       <w:br/>
       <w:br/>
     </w:r>

--- a/klagomål/A 19978-2026 FSC-klagomål.docx
+++ b/klagomål/A 19978-2026 FSC-klagomål.docx
@@ -733,7 +733,7 @@
     <w:r>
       <w:tab/>
       <w:tab/>
-      <w:t>2026-05-27</w:t>
+      <w:t>2026-05-28</w:t>
       <w:br/>
       <w:br/>
     </w:r>

--- a/klagomål/A 19978-2026 FSC-klagomål.docx
+++ b/klagomål/A 19978-2026 FSC-klagomål.docx
@@ -733,7 +733,7 @@
     <w:r>
       <w:tab/>
       <w:tab/>
-      <w:t>2026-05-28</w:t>
+      <w:t>2026-05-29</w:t>
       <w:br/>
       <w:br/>
     </w:r>

--- a/klagomål/A 19978-2026 FSC-klagomål.docx
+++ b/klagomål/A 19978-2026 FSC-klagomål.docx
@@ -733,7 +733,7 @@
     <w:r>
       <w:tab/>
       <w:tab/>
-      <w:t>2026-05-29</w:t>
+      <w:t>2026-05-30</w:t>
       <w:br/>
       <w:br/>
     </w:r>

--- a/klagomål/A 19978-2026 FSC-klagomål.docx
+++ b/klagomål/A 19978-2026 FSC-klagomål.docx
@@ -733,7 +733,7 @@
     <w:r>
       <w:tab/>
       <w:tab/>
-      <w:t>2026-05-30</w:t>
+      <w:t>2026-05-31</w:t>
       <w:br/>
       <w:br/>
     </w:r>

--- a/klagomål/A 19978-2026 FSC-klagomål.docx
+++ b/klagomål/A 19978-2026 FSC-klagomål.docx
@@ -733,7 +733,7 @@
     <w:r>
       <w:tab/>
       <w:tab/>
-      <w:t>2026-05-31</w:t>
+      <w:t>2026-06-01</w:t>
       <w:br/>
       <w:br/>
     </w:r>

--- a/klagomål/A 19978-2026 FSC-klagomål.docx
+++ b/klagomål/A 19978-2026 FSC-klagomål.docx
@@ -733,7 +733,7 @@
     <w:r>
       <w:tab/>
       <w:tab/>
-      <w:t>2026-06-01</w:t>
+      <w:t>2026-06-02</w:t>
       <w:br/>
       <w:br/>
     </w:r>

--- a/klagomål/A 19978-2026 FSC-klagomål.docx
+++ b/klagomål/A 19978-2026 FSC-klagomål.docx
@@ -733,7 +733,7 @@
     <w:r>
       <w:tab/>
       <w:tab/>
-      <w:t>2026-06-02</w:t>
+      <w:t>2026-06-03</w:t>
       <w:br/>
       <w:br/>
     </w:r>

--- a/klagomål/A 19978-2026 FSC-klagomål.docx
+++ b/klagomål/A 19978-2026 FSC-klagomål.docx
@@ -733,7 +733,7 @@
     <w:r>
       <w:tab/>
       <w:tab/>
-      <w:t>2026-06-03</w:t>
+      <w:t>2026-06-04</w:t>
       <w:br/>
       <w:br/>
     </w:r>

--- a/klagomål/A 19978-2026 FSC-klagomål.docx
+++ b/klagomål/A 19978-2026 FSC-klagomål.docx
@@ -733,7 +733,7 @@
     <w:r>
       <w:tab/>
       <w:tab/>
-      <w:t>2026-06-04</w:t>
+      <w:t>2026-06-05</w:t>
       <w:br/>
       <w:br/>
     </w:r>

--- a/klagomål/A 19978-2026 FSC-klagomål.docx
+++ b/klagomål/A 19978-2026 FSC-klagomål.docx
@@ -733,7 +733,7 @@
     <w:r>
       <w:tab/>
       <w:tab/>
-      <w:t>2026-06-05</w:t>
+      <w:t>2026-06-06</w:t>
       <w:br/>
       <w:br/>
     </w:r>

--- a/klagomål/A 19978-2026 FSC-klagomål.docx
+++ b/klagomål/A 19978-2026 FSC-klagomål.docx
@@ -733,7 +733,7 @@
     <w:r>
       <w:tab/>
       <w:tab/>
-      <w:t>2026-06-06</w:t>
+      <w:t>2026-06-07</w:t>
       <w:br/>
       <w:br/>
     </w:r>

--- a/klagomål/A 19978-2026 FSC-klagomål.docx
+++ b/klagomål/A 19978-2026 FSC-klagomål.docx
@@ -733,7 +733,7 @@
     <w:r>
       <w:tab/>
       <w:tab/>
-      <w:t>2026-06-07</w:t>
+      <w:t>2026-06-08</w:t>
       <w:br/>
       <w:br/>
     </w:r>

--- a/klagomål/A 19978-2026 FSC-klagomål.docx
+++ b/klagomål/A 19978-2026 FSC-klagomål.docx
@@ -733,7 +733,7 @@
     <w:r>
       <w:tab/>
       <w:tab/>
-      <w:t>2026-06-08</w:t>
+      <w:t>2026-06-09</w:t>
       <w:br/>
       <w:br/>
     </w:r>

--- a/klagomål/A 19978-2026 FSC-klagomål.docx
+++ b/klagomål/A 19978-2026 FSC-klagomål.docx
@@ -733,7 +733,7 @@
     <w:r>
       <w:tab/>
       <w:tab/>
-      <w:t>2026-06-09</w:t>
+      <w:t>2026-06-10</w:t>
       <w:br/>
       <w:br/>
     </w:r>

--- a/klagomål/A 19978-2026 FSC-klagomål.docx
+++ b/klagomål/A 19978-2026 FSC-klagomål.docx
@@ -733,7 +733,7 @@
     <w:r>
       <w:tab/>
       <w:tab/>
-      <w:t>2026-06-10</w:t>
+      <w:t>2026-06-11</w:t>
       <w:br/>
       <w:br/>
     </w:r>

--- a/klagomål/A 19978-2026 FSC-klagomål.docx
+++ b/klagomål/A 19978-2026 FSC-klagomål.docx
@@ -733,7 +733,7 @@
     <w:r>
       <w:tab/>
       <w:tab/>
-      <w:t>2026-06-11</w:t>
+      <w:t>2026-06-12</w:t>
       <w:br/>
       <w:br/>
     </w:r>

--- a/klagomål/A 19978-2026 FSC-klagomål.docx
+++ b/klagomål/A 19978-2026 FSC-klagomål.docx
@@ -733,7 +733,7 @@
     <w:r>
       <w:tab/>
       <w:tab/>
-      <w:t>2026-06-12</w:t>
+      <w:t>2026-06-13</w:t>
       <w:br/>
       <w:br/>
     </w:r>

--- a/klagomål/A 19978-2026 FSC-klagomål.docx
+++ b/klagomål/A 19978-2026 FSC-klagomål.docx
@@ -733,7 +733,7 @@
     <w:r>
       <w:tab/>
       <w:tab/>
-      <w:t>2026-06-13</w:t>
+      <w:t>2026-06-14</w:t>
       <w:br/>
       <w:br/>
     </w:r>

--- a/klagomål/A 19978-2026 FSC-klagomål.docx
+++ b/klagomål/A 19978-2026 FSC-klagomål.docx
@@ -733,7 +733,7 @@
     <w:r>
       <w:tab/>
       <w:tab/>
-      <w:t>2026-06-15</w:t>
+      <w:t>2026-06-16</w:t>
       <w:br/>
       <w:br/>
     </w:r>

--- a/klagomål/A 19978-2026 FSC-klagomål.docx
+++ b/klagomål/A 19978-2026 FSC-klagomål.docx
@@ -733,7 +733,7 @@
     <w:r>
       <w:tab/>
       <w:tab/>
-      <w:t>2026-06-16</w:t>
+      <w:t>2026-06-17</w:t>
       <w:br/>
       <w:br/>
     </w:r>

--- a/klagomål/A 19978-2026 FSC-klagomål.docx
+++ b/klagomål/A 19978-2026 FSC-klagomål.docx
@@ -1,6 +1,6 @@
 
 <file path=word/document.xml><?xml version="1.0" encoding="utf-8"?>
-<w:document xmlns:wpc="http://schemas.microsoft.com/office/word/2010/wordprocessingCanvas" xmlns:cx="http://schemas.microsoft.com/office/drawing/2014/chartex" xmlns:cx1="http://schemas.microsoft.com/office/drawing/2015/9/8/chartex" xmlns:cx2="http://schemas.microsoft.com/office/drawing/2015/10/21/chartex" xmlns:cx3="http://schemas.microsoft.com/office/drawing/2016/5/9/chartex" xmlns:cx4="http://schemas.microsoft.com/office/drawing/2016/5/10/chartex" xmlns:cx5="http://schemas.microsoft.com/office/drawing/2016/5/11/chartex" xmlns:cx6="http://schemas.microsoft.com/office/drawing/2016/5/12/chartex" xmlns:cx7="http://schemas.microsoft.com/office/drawing/2016/5/13/chartex" xmlns:cx8="http://schemas.microsoft.com/office/drawing/2016/5/14/chartex" xmlns:mc="http://schemas.openxmlformats.org/markup-compatibility/2006" xmlns:aink="http://schemas.microsoft.com/office/drawing/2016/ink" xmlns:am3d="http://schemas.microsoft.com/office/drawing/2017/model3d" xmlns:o="urn:schemas-microsoft-com:office:office" xmlns:oel="http://schemas.microsoft.com/office/2019/extlst" xmlns:r="http://schemas.openxmlformats.org/officeDocument/2006/relationships" xmlns:m="http://schemas.openxmlformats.org/officeDocument/2006/math" xmlns:v="urn:schemas-microsoft-com:vml" xmlns:wp14="http://schemas.microsoft.com/office/word/2010/wordprocessingDrawing" xmlns:wp="http://schemas.openxmlformats.org/drawingml/2006/wordprocessingDrawing" xmlns:w10="urn:schemas-microsoft-com:office:word" xmlns:w="http://schemas.openxmlformats.org/wordprocessingml/2006/main" xmlns:w14="http://schemas.microsoft.com/office/word/2010/wordml" xmlns:w15="http://schemas.microsoft.com/office/word/2012/wordml" xmlns:w16cex="http://schemas.microsoft.com/office/word/2018/wordml/cex" xmlns:w16cid="http://schemas.microsoft.com/office/word/2016/wordml/cid" xmlns:w16="http://schemas.microsoft.com/office/word/2018/wordml" xmlns:w16sdtdh="http://schemas.microsoft.com/office/word/2020/wordml/sdtdatahash" xmlns:w16se="http://schemas.microsoft.com/office/word/2015/wordml/symex" xmlns:wpg="http://schemas.microsoft.com/office/word/2010/wordprocessingGroup" xmlns:wpi="http://schemas.microsoft.com/office/word/2010/wordprocessingInk" xmlns:wne="http://schemas.microsoft.com/office/word/2006/wordml" xmlns:wps="http://schemas.microsoft.com/office/word/2010/wordprocessingShape" mc:Ignorable="w14 w15 w16se w16cid w16 w16cex w16sdtdh wp14">
+<w:document xmlns:wpc="http://schemas.microsoft.com/office/word/2010/wordprocessingCanvas" xmlns:cx="http://schemas.microsoft.com/office/drawing/2014/chartex" xmlns:cx1="http://schemas.microsoft.com/office/drawing/2015/9/8/chartex" xmlns:cx2="http://schemas.microsoft.com/office/drawing/2015/10/21/chartex" xmlns:cx3="http://schemas.microsoft.com/office/drawing/2016/5/9/chartex" xmlns:cx4="http://schemas.microsoft.com/office/drawing/2016/5/10/chartex" xmlns:cx5="http://schemas.microsoft.com/office/drawing/2016/5/11/chartex" xmlns:cx6="http://schemas.microsoft.com/office/drawing/2016/5/12/chartex" xmlns:cx7="http://schemas.microsoft.com/office/drawing/2016/5/13/chartex" xmlns:cx8="http://schemas.microsoft.com/office/drawing/2016/5/14/chartex" xmlns:mc="http://schemas.openxmlformats.org/markup-compatibility/2006" xmlns:aink="http://schemas.microsoft.com/office/drawing/2016/ink" xmlns:am3d="http://schemas.microsoft.com/office/drawing/2017/model3d" xmlns:o="urn:schemas-microsoft-com:office:office" xmlns:oel="http://schemas.microsoft.com/office/2019/extlst" xmlns:r="http://schemas.openxmlformats.org/officeDocument/2006/relationships" xmlns:m="http://schemas.openxmlformats.org/officeDocument/2006/math" xmlns:v="urn:schemas-microsoft-com:vml" xmlns:wp14="http://schemas.microsoft.com/office/word/2010/wordprocessingDrawing" xmlns:wp="http://schemas.openxmlformats.org/drawingml/2006/wordprocessingDrawing" xmlns:w10="urn:schemas-microsoft-com:office:word" xmlns:w="http://schemas.openxmlformats.org/wordprocessingml/2006/main" xmlns:w14="http://schemas.microsoft.com/office/word/2010/wordml" xmlns:w15="http://schemas.microsoft.com/office/word/2012/wordml" xmlns:w16cex="http://schemas.microsoft.com/office/word/2018/wordml/cex" xmlns:w16cid="http://schemas.microsoft.com/office/word/2016/wordml/cid" xmlns:w16="http://schemas.microsoft.com/office/word/2018/wordml" xmlns:w16du="http://schemas.microsoft.com/office/word/2023/wordml/word16du" xmlns:w16sdtdh="http://schemas.microsoft.com/office/word/2020/wordml/sdtdatahash" xmlns:w16sdtfl="http://schemas.microsoft.com/office/word/2024/wordml/sdtformatlock" xmlns:w16se="http://schemas.microsoft.com/office/word/2015/wordml/symex" xmlns:wpg="http://schemas.microsoft.com/office/word/2010/wordprocessingGroup" xmlns:wpi="http://schemas.microsoft.com/office/word/2010/wordprocessingInk" xmlns:wne="http://schemas.microsoft.com/office/word/2006/wordml" xmlns:wps="http://schemas.microsoft.com/office/word/2010/wordprocessingShape" mc:Ignorable="w14 w15 w16se w16cid w16 w16cex w16sdtdh w16sdtfl w16du wp14">
   <w:body>
     <w:p>
       <w:r>
@@ -168,7 +168,7 @@
     </w:p>
     <w:p>
       <w:r>
-        <w:t>Detta dokument behandlar höga naturvärden i avverkningsanmälan A 19978-2026 i Skövde kommun. Denna avverkningsanmälan inkom 2026-04-24 10:39:27 och omfattar 9,6 ha.</w:t>
+        <w:t>Detta dokument behandlar höga naturvärden i avverkningsanmälan A 19978-2026 i Skövde kommun som inkom 2026-04-24 och omfattar 9,6 ha.</w:t>
       </w:r>
     </w:p>
     <w:p>
@@ -191,12 +191,15 @@
     </w:p>
     <w:p>
       <w:r>
-        <w:t>I avverkningsanmälan har följande 4 naturvårdsarter hittats: lundvaxskivling (NT), brun purpurspindling (S), blåsippa (§9) och gullviva (§9). Av dessa är 1 rödlistade. För rödlistade arter har rödlistekategorin angivits inom parentes. Arter som är signalarter enligt Skogsstyrelsen har markerats med (S). För fridlysta arter anges även paragrafen i Artskyddsförordningen som arten är fridlyst enligt.</w:t>
+        <w:t>I och inom 18 meter från avverkningsanmälan har följande 12 naturvårdsarter hittats: ask (EN), lundvaxskivling (VU), brun purpurspindling (S), rävticka (S, T), blåsippa (T, §9), ekorrbär (T), kärrfibbla (T), mörk lungört (T), skogsbingel (T), storrams (T), tandrot (T) och gullviva (§9). Av dessa är 2 rödlistade. För rödlistade arter har rödlistekategorin angivits inom parentes. Arter som är signalarter enligt Skogsstyrelsen har markerats med (S). Typiska arter inom Natura 2000 som är kopplade till skogsekosystem har markerats med (T). För fridlysta arter anges även paragrafen i Artskyddsförordningen som arten är fridlyst enligt.</w:t>
       </w:r>
     </w:p>
     <w:p>
       <w:r>
-        <w:t>De påträffade naturvårdsarterna är ett tydligt kvitto på att detta rör sig om en skog med höga naturvärden. I Figur 1 visas en karta över det avverkningsanmälda området, där samtliga fyndplatser för naturvårdsarter som finns registrerade på Artportalen har markerats.</w:t>
+        <w:t>De påträffade naturvårdsarterna är ett tydligt kvitto på att det rör sig om en skog med höga naturvärden.</w:t>
+      </w:r>
+      <w:r>
+        <w:t xml:space="preserve"> I Figur 1 visas fyndplatser för naturvårdsarter i området, som finns registrerade på Artportalen.</w:t>
       </w:r>
     </w:p>
     <w:p>
@@ -206,7 +209,7 @@
       <w:r>
         <w:drawing>
           <wp:inline xmlns:a="http://schemas.openxmlformats.org/drawingml/2006/main" xmlns:pic="http://schemas.openxmlformats.org/drawingml/2006/picture">
-            <wp:extent cx="5486400" cy="4286543"/>
+            <wp:extent cx="5375797" cy="5688000"/>
             <wp:docPr id="1" name="Picture 1"/>
             <wp:cNvGraphicFramePr>
               <a:graphicFrameLocks noChangeAspect="1"/>
@@ -227,7 +230,7 @@
                   <pic:spPr>
                     <a:xfrm>
                       <a:off x="0" y="0"/>
-                      <a:ext cx="5486400" cy="4286543"/>
+                      <a:ext cx="5375797" cy="5688000"/>
                     </a:xfrm>
                     <a:prstGeom prst="rect"/>
                   </pic:spPr>
@@ -241,25 +244,15 @@
     <w:p>
       <w:pPr>
         <w:pStyle w:val="Caption"/>
+        <w:spacing w:after="240"/>
       </w:pPr>
       <w:r>
-        <w:t>Figur 1. Fyndplatser för naturvårdsarter i det avverkningsanmälda området (röd linje). Markörer utan svart kant är placerade på fyndplatsen. Markörer med svart kant är placerade vid sidan av fyndplatsen och har ett svart streck som visar fyndplatsens exakta position. Kartans mittpunktskoordinat är N 6484568, E 431725 i SWEREF 99 TM.</w:t>
-      </w:r>
-    </w:p>
-    <w:p>
-      <w:r>
-        <w:rPr>
-          <w:b/>
-        </w:rPr>
-        <w:t>Lundvaxskivling (NT)</w:t>
-      </w:r>
-      <w:r>
-        <w:t xml:space="preserve"> växer i luckig ek- och ädellövskog samt hagmark och löväng där den på örtrik mark bildar mykorrhiza med ek, ev. även med hassel och bok. Arten kan betraktas som en indikatorart för goda lövbiotoper och lokaler med rik förekomst av denna art har ett högt skyddsvärde och bör bevaras i oförändrat skick. Ekskogar och ädellövskogar med ek skall inte ersättas med annat trädslag och brukning bör ske med stor försiktighet (SLU Artdatabanken, 2024).</w:t>
+        <w:t>Figur 1. Fyndplatser för naturvårdsarter i och inom 18 meter från avverkningsanmälan (röd linje). Markörer utan svart kant är placerade på fyndplatsen. Markörer med svart kant är placerade vid sidan av fyndplatsen och har ett svart streck som visar fyndplatsens exakta position. Kartans mittpunktskoordinat är N 6484568, E 431725 i SWEREF 99 TM.</w:t>
       </w:r>
     </w:p>
     <w:p>
       <w:pPr>
-        <w:pStyle w:val="Heading1"/>
+        <w:pStyle w:val="Heading2"/>
       </w:pPr>
       <w:r>
         <w:t>Fridlysta arter</w:t>
@@ -267,7 +260,7 @@
     </w:p>
     <w:p>
       <w:r>
-        <w:t>Följande fridlysta arter har sina livsmiljöer och växtplatser i den avverkningsanmälda skogen: blåsippa (§9) och gullviva (§9).</w:t>
+        <w:t>Följande fridlysta arter har sina livsmiljöer och växtplatser i den avverkningsanmälda skogen: blåsippa (T, §9) och gullviva (§9).</w:t>
       </w:r>
     </w:p>
     <w:p>
@@ -326,6 +319,221 @@
       </w:r>
       <w:r>
         <w:t xml:space="preserve"> (SLU Artdatabanken, 2025).</w:t>
+      </w:r>
+    </w:p>
+    <w:p>
+      <w:pPr>
+        <w:pStyle w:val="Heading2"/>
+      </w:pPr>
+      <w:r>
+        <w:t>Övriga naturvårdsarter</w:t>
+      </w:r>
+    </w:p>
+    <w:p>
+      <w:r>
+        <w:rPr>
+          <w:b/>
+        </w:rPr>
+        <w:t>Ask (EN)</w:t>
+      </w:r>
+      <w:r>
+        <w:t xml:space="preserve"> växer naturligt på frisk till fuktig, näringsrik, mullrik mark, gärna med rörligt, ytnära grundvatten. Asken är mycket viktig för den biologiska mångfalden och den är värd för minst 213 arter i olika organismgrupper, av vilka åtminstone 42 är askspecialister, ytterligare 8 arter förekommer endast på ask och alm. Bland dessa kan nämnas asknätfjäril (EN, §4a), askvårtlav (EN) och askpraktbagge (NT). Det finns en ökad risk att dessa arter försvinner när populationen av ask minskar. Asken är kraftigt drabbad av askskottsjukan, men angripna askar bör inte avverkas eftersom det är så många andra arter knutna till ask, såväl till döda som till levande träd. Eftersom sjukdomen är vindspridd så finns den redan nästan överallt där det finns askar, och till skillnad från almsjukan så förhindrar eller försvårar man inte spridningen genom att ta bort träd. Asken är globalt rödlistad som nära hotad (NT) vilket medför ett internationellt ansvar för arten (SLU Artdatabanken, 2026; IUCN, 2017).</w:t>
+      </w:r>
+    </w:p>
+    <w:p>
+      <w:r>
+        <w:rPr>
+          <w:b/>
+        </w:rPr>
+        <w:t xml:space="preserve">Ekorrbär </w:t>
+      </w:r>
+      <w:r>
+        <w:t xml:space="preserve">är typisk art för </w:t>
+      </w:r>
+      <w:r>
+        <w:rPr>
+          <w:i/>
+        </w:rPr>
+        <w:t xml:space="preserve">9190 Näringsfattig ekskog </w:t>
+      </w:r>
+      <w:r>
+        <w:t>(SLU Artdatabanken, 2025).</w:t>
+      </w:r>
+    </w:p>
+    <w:p>
+      <w:r>
+        <w:rPr>
+          <w:b/>
+        </w:rPr>
+        <w:t>Kärrfibbla</w:t>
+      </w:r>
+      <w:r>
+        <w:t xml:space="preserve"> är typisk art för </w:t>
+      </w:r>
+      <w:r>
+        <w:rPr>
+          <w:i/>
+        </w:rPr>
+        <w:t xml:space="preserve">9050 Näringsrik granskog, 9080 Lövsumpskog </w:t>
+      </w:r>
+      <w:r>
+        <w:t>och</w:t>
+      </w:r>
+      <w:r>
+        <w:rPr>
+          <w:i/>
+        </w:rPr>
+        <w:t xml:space="preserve"> 9040 Fjällbjörkskog </w:t>
+      </w:r>
+      <w:r>
+        <w:t>(SLU Artdatabanken, 2025).</w:t>
+      </w:r>
+    </w:p>
+    <w:p>
+      <w:r>
+        <w:rPr>
+          <w:b/>
+        </w:rPr>
+        <w:t>Lundvaxskivling (NT)</w:t>
+      </w:r>
+      <w:r>
+        <w:t xml:space="preserve"> växer i luckig ek- och ädellövskog samt hagmark och löväng där den på örtrik mark bildar mykorrhiza med ek, ev. även med hassel och bok. Arten kan betraktas som en indikatorart för goda lövbiotoper och lokaler med rik förekomst av denna art har ett högt skyddsvärde och bör bevaras i oförändrat skick. Ekskogar och ädellövskogar med ek skall inte ersättas med annat trädslag och brukning bör ske med stor försiktighet (SLU Artdatabanken, 2024).</w:t>
+      </w:r>
+    </w:p>
+    <w:p>
+      <w:r>
+        <w:rPr>
+          <w:b/>
+        </w:rPr>
+        <w:t>Mörk lungört</w:t>
+      </w:r>
+      <w:r>
+        <w:t xml:space="preserve"> är typisk art för </w:t>
+      </w:r>
+      <w:r>
+        <w:rPr>
+          <w:i/>
+        </w:rPr>
+        <w:t xml:space="preserve">9020 Nordlig ädellövskog, 9160 Näringsrik ekskog </w:t>
+      </w:r>
+      <w:r>
+        <w:t>och</w:t>
+      </w:r>
+      <w:r>
+        <w:rPr>
+          <w:i/>
+        </w:rPr>
+        <w:t xml:space="preserve"> 9180 Ädellövskog i branter</w:t>
+      </w:r>
+      <w:r>
+        <w:t>. Lungört är värdväxt för de rödlistade fjärilarna lungörtssäckmal (CR) och lungörtssorgmal (NT) samt för skalbaggen lungörtsvivel (NT) (SLU Artdatabanken, 2026).</w:t>
+      </w:r>
+    </w:p>
+    <w:p>
+      <w:r>
+        <w:rPr>
+          <w:b/>
+        </w:rPr>
+        <w:t>Rävticka</w:t>
+      </w:r>
+      <w:r>
+        <w:t xml:space="preserve"> är typisk art för </w:t>
+      </w:r>
+      <w:r>
+        <w:rPr>
+          <w:i/>
+        </w:rPr>
+        <w:t xml:space="preserve">9010 Taiga </w:t>
+      </w:r>
+      <w:r>
+        <w:t>(SLU Artdatabanken, 2025).</w:t>
+      </w:r>
+    </w:p>
+    <w:p>
+      <w:r>
+        <w:rPr>
+          <w:b/>
+        </w:rPr>
+        <w:t>Skogsbingel</w:t>
+      </w:r>
+      <w:r>
+        <w:t xml:space="preserve"> är typisk art för </w:t>
+      </w:r>
+      <w:r>
+        <w:rPr>
+          <w:i/>
+        </w:rPr>
+        <w:t xml:space="preserve">9050 Näringsrik granskog, 9020 Nordlig ädellövskog, 9130 Näringsrik bokskog, 9160 Näringsrik ekskog </w:t>
+      </w:r>
+      <w:r>
+        <w:t>och</w:t>
+      </w:r>
+      <w:r>
+        <w:rPr>
+          <w:i/>
+        </w:rPr>
+        <w:t xml:space="preserve"> 9180 Ädellövskog i branter</w:t>
+      </w:r>
+      <w:r>
+        <w:t>. På skogsbingel kan i lundar och lövskogar den rödlistade arten bingeljordloppa (NT) påträffas. Bingeljordloppans larver äter på värdväxtens rötter. Fullbildade individer påträffas främst under vår och försommar. Den är mycket lokal i sitt uppträdande eftersom arten har svagt utvecklade flygvingar och saknar flygförmåga (SLU Artdatabanken, 2026).</w:t>
+      </w:r>
+    </w:p>
+    <w:p>
+      <w:r>
+        <w:rPr>
+          <w:b/>
+        </w:rPr>
+        <w:t>Storrams</w:t>
+      </w:r>
+      <w:r>
+        <w:t xml:space="preserve"> är typisk art för </w:t>
+      </w:r>
+      <w:r>
+        <w:rPr>
+          <w:i/>
+        </w:rPr>
+        <w:t xml:space="preserve">9020 Nordlig ädellövskog, 9130 Näringsrik bokskog </w:t>
+      </w:r>
+      <w:r>
+        <w:t>och</w:t>
+      </w:r>
+      <w:r>
+        <w:rPr>
+          <w:i/>
+        </w:rPr>
+        <w:t xml:space="preserve"> 9160 Näringsrik ekskog </w:t>
+      </w:r>
+      <w:r>
+        <w:t>(SLU Artdatabanken, 2025).</w:t>
+      </w:r>
+    </w:p>
+    <w:p>
+      <w:r>
+        <w:rPr>
+          <w:b/>
+        </w:rPr>
+        <w:t xml:space="preserve">Tandrot </w:t>
+      </w:r>
+      <w:r>
+        <w:t xml:space="preserve">är typisk art för </w:t>
+      </w:r>
+      <w:r>
+        <w:rPr>
+          <w:i/>
+        </w:rPr>
+        <w:t xml:space="preserve">9020 Nordlig ädellövskog </w:t>
+      </w:r>
+      <w:r>
+        <w:t>och</w:t>
+      </w:r>
+      <w:r>
+        <w:rPr>
+          <w:i/>
+        </w:rPr>
+        <w:t xml:space="preserve"> 9130 Näringsrik bokskog </w:t>
+      </w:r>
+      <w:r>
+        <w:t>(SLU Artdatabanken, 2025).</w:t>
       </w:r>
     </w:p>
     <w:p>
@@ -418,7 +626,7 @@
         <w:rPr>
           <w:i/>
         </w:rPr>
-        <w:t>I det avverkningsanmälda skogsområdet har 4 naturvårdsarter varav 1 rödlistade arter sina livsmiljöer och växtplatser.</w:t>
+        <w:t>I det avverkningsanmälda skogsområdet har 12 naturvårdsarter varav 2 rödlistade arter sina livsmiljöer och växtplatser.</w:t>
       </w:r>
     </w:p>
     <w:p>
@@ -623,7 +831,7 @@
 </file>
 
 <file path=word/endnotes.xml><?xml version="1.0" encoding="utf-8"?>
-<w:endnotes xmlns:wpc="http://schemas.microsoft.com/office/word/2010/wordprocessingCanvas" xmlns:cx="http://schemas.microsoft.com/office/drawing/2014/chartex" xmlns:cx1="http://schemas.microsoft.com/office/drawing/2015/9/8/chartex" xmlns:cx2="http://schemas.microsoft.com/office/drawing/2015/10/21/chartex" xmlns:cx3="http://schemas.microsoft.com/office/drawing/2016/5/9/chartex" xmlns:cx4="http://schemas.microsoft.com/office/drawing/2016/5/10/chartex" xmlns:cx5="http://schemas.microsoft.com/office/drawing/2016/5/11/chartex" xmlns:cx6="http://schemas.microsoft.com/office/drawing/2016/5/12/chartex" xmlns:cx7="http://schemas.microsoft.com/office/drawing/2016/5/13/chartex" xmlns:cx8="http://schemas.microsoft.com/office/drawing/2016/5/14/chartex" xmlns:mc="http://schemas.openxmlformats.org/markup-compatibility/2006" xmlns:aink="http://schemas.microsoft.com/office/drawing/2016/ink" xmlns:am3d="http://schemas.microsoft.com/office/drawing/2017/model3d" xmlns:o="urn:schemas-microsoft-com:office:office" xmlns:oel="http://schemas.microsoft.com/office/2019/extlst" xmlns:r="http://schemas.openxmlformats.org/officeDocument/2006/relationships" xmlns:m="http://schemas.openxmlformats.org/officeDocument/2006/math" xmlns:v="urn:schemas-microsoft-com:vml" xmlns:wp14="http://schemas.microsoft.com/office/word/2010/wordprocessingDrawing" xmlns:wp="http://schemas.openxmlformats.org/drawingml/2006/wordprocessingDrawing" xmlns:w10="urn:schemas-microsoft-com:office:word" xmlns:w="http://schemas.openxmlformats.org/wordprocessingml/2006/main" xmlns:w14="http://schemas.microsoft.com/office/word/2010/wordml" xmlns:w15="http://schemas.microsoft.com/office/word/2012/wordml" xmlns:w16cex="http://schemas.microsoft.com/office/word/2018/wordml/cex" xmlns:w16cid="http://schemas.microsoft.com/office/word/2016/wordml/cid" xmlns:w16="http://schemas.microsoft.com/office/word/2018/wordml" xmlns:w16sdtdh="http://schemas.microsoft.com/office/word/2020/wordml/sdtdatahash" xmlns:w16se="http://schemas.microsoft.com/office/word/2015/wordml/symex" xmlns:wpg="http://schemas.microsoft.com/office/word/2010/wordprocessingGroup" xmlns:wpi="http://schemas.microsoft.com/office/word/2010/wordprocessingInk" xmlns:wne="http://schemas.microsoft.com/office/word/2006/wordml" xmlns:wps="http://schemas.microsoft.com/office/word/2010/wordprocessingShape" mc:Ignorable="w14 w15 w16se w16cid w16 w16cex w16sdtdh wp14">
+<w:endnotes xmlns:wpc="http://schemas.microsoft.com/office/word/2010/wordprocessingCanvas" xmlns:cx="http://schemas.microsoft.com/office/drawing/2014/chartex" xmlns:cx1="http://schemas.microsoft.com/office/drawing/2015/9/8/chartex" xmlns:cx2="http://schemas.microsoft.com/office/drawing/2015/10/21/chartex" xmlns:cx3="http://schemas.microsoft.com/office/drawing/2016/5/9/chartex" xmlns:cx4="http://schemas.microsoft.com/office/drawing/2016/5/10/chartex" xmlns:cx5="http://schemas.microsoft.com/office/drawing/2016/5/11/chartex" xmlns:cx6="http://schemas.microsoft.com/office/drawing/2016/5/12/chartex" xmlns:cx7="http://schemas.microsoft.com/office/drawing/2016/5/13/chartex" xmlns:cx8="http://schemas.microsoft.com/office/drawing/2016/5/14/chartex" xmlns:mc="http://schemas.openxmlformats.org/markup-compatibility/2006" xmlns:aink="http://schemas.microsoft.com/office/drawing/2016/ink" xmlns:am3d="http://schemas.microsoft.com/office/drawing/2017/model3d" xmlns:o="urn:schemas-microsoft-com:office:office" xmlns:oel="http://schemas.microsoft.com/office/2019/extlst" xmlns:r="http://schemas.openxmlformats.org/officeDocument/2006/relationships" xmlns:m="http://schemas.openxmlformats.org/officeDocument/2006/math" xmlns:v="urn:schemas-microsoft-com:vml" xmlns:wp14="http://schemas.microsoft.com/office/word/2010/wordprocessingDrawing" xmlns:wp="http://schemas.openxmlformats.org/drawingml/2006/wordprocessingDrawing" xmlns:w10="urn:schemas-microsoft-com:office:word" xmlns:w="http://schemas.openxmlformats.org/wordprocessingml/2006/main" xmlns:w14="http://schemas.microsoft.com/office/word/2010/wordml" xmlns:w15="http://schemas.microsoft.com/office/word/2012/wordml" xmlns:w16cex="http://schemas.microsoft.com/office/word/2018/wordml/cex" xmlns:w16cid="http://schemas.microsoft.com/office/word/2016/wordml/cid" xmlns:w16="http://schemas.microsoft.com/office/word/2018/wordml" xmlns:w16du="http://schemas.microsoft.com/office/word/2023/wordml/word16du" xmlns:w16sdtdh="http://schemas.microsoft.com/office/word/2020/wordml/sdtdatahash" xmlns:w16sdtfl="http://schemas.microsoft.com/office/word/2024/wordml/sdtformatlock" xmlns:w16se="http://schemas.microsoft.com/office/word/2015/wordml/symex" xmlns:wpg="http://schemas.microsoft.com/office/word/2010/wordprocessingGroup" xmlns:wpi="http://schemas.microsoft.com/office/word/2010/wordprocessingInk" xmlns:wne="http://schemas.microsoft.com/office/word/2006/wordml" xmlns:wps="http://schemas.microsoft.com/office/word/2010/wordprocessingShape" mc:Ignorable="w14 w15 w16se w16cid w16 w16cex w16sdtdh w16sdtfl w16du wp14">
   <w:endnote w:type="separator" w:id="-1">
     <w:p>
       <w:pPr>
@@ -648,7 +856,7 @@
 </file>
 
 <file path=word/footer1.xml><?xml version="1.0" encoding="utf-8"?>
-<w:ftr xmlns:wpc="http://schemas.microsoft.com/office/word/2010/wordprocessingCanvas" xmlns:cx="http://schemas.microsoft.com/office/drawing/2014/chartex" xmlns:cx1="http://schemas.microsoft.com/office/drawing/2015/9/8/chartex" xmlns:cx2="http://schemas.microsoft.com/office/drawing/2015/10/21/chartex" xmlns:cx3="http://schemas.microsoft.com/office/drawing/2016/5/9/chartex" xmlns:cx4="http://schemas.microsoft.com/office/drawing/2016/5/10/chartex" xmlns:cx5="http://schemas.microsoft.com/office/drawing/2016/5/11/chartex" xmlns:cx6="http://schemas.microsoft.com/office/drawing/2016/5/12/chartex" xmlns:cx7="http://schemas.microsoft.com/office/drawing/2016/5/13/chartex" xmlns:cx8="http://schemas.microsoft.com/office/drawing/2016/5/14/chartex" xmlns:mc="http://schemas.openxmlformats.org/markup-compatibility/2006" xmlns:aink="http://schemas.microsoft.com/office/drawing/2016/ink" xmlns:am3d="http://schemas.microsoft.com/office/drawing/2017/model3d" xmlns:o="urn:schemas-microsoft-com:office:office" xmlns:oel="http://schemas.microsoft.com/office/2019/extlst" xmlns:r="http://schemas.openxmlformats.org/officeDocument/2006/relationships" xmlns:m="http://schemas.openxmlformats.org/officeDocument/2006/math" xmlns:v="urn:schemas-microsoft-com:vml" xmlns:wp14="http://schemas.microsoft.com/office/word/2010/wordprocessingDrawing" xmlns:wp="http://schemas.openxmlformats.org/drawingml/2006/wordprocessingDrawing" xmlns:w10="urn:schemas-microsoft-com:office:word" xmlns:w="http://schemas.openxmlformats.org/wordprocessingml/2006/main" xmlns:w14="http://schemas.microsoft.com/office/word/2010/wordml" xmlns:w15="http://schemas.microsoft.com/office/word/2012/wordml" xmlns:w16cex="http://schemas.microsoft.com/office/word/2018/wordml/cex" xmlns:w16cid="http://schemas.microsoft.com/office/word/2016/wordml/cid" xmlns:w16="http://schemas.microsoft.com/office/word/2018/wordml" xmlns:w16sdtdh="http://schemas.microsoft.com/office/word/2020/wordml/sdtdatahash" xmlns:w16se="http://schemas.microsoft.com/office/word/2015/wordml/symex" xmlns:wpg="http://schemas.microsoft.com/office/word/2010/wordprocessingGroup" xmlns:wpi="http://schemas.microsoft.com/office/word/2010/wordprocessingInk" xmlns:wne="http://schemas.microsoft.com/office/word/2006/wordml" xmlns:wps="http://schemas.microsoft.com/office/word/2010/wordprocessingShape" mc:Ignorable="w14 w15 w16se w16cid w16 w16cex w16sdtdh wp14">
+<w:ftr xmlns:wpc="http://schemas.microsoft.com/office/word/2010/wordprocessingCanvas" xmlns:cx="http://schemas.microsoft.com/office/drawing/2014/chartex" xmlns:cx1="http://schemas.microsoft.com/office/drawing/2015/9/8/chartex" xmlns:cx2="http://schemas.microsoft.com/office/drawing/2015/10/21/chartex" xmlns:cx3="http://schemas.microsoft.com/office/drawing/2016/5/9/chartex" xmlns:cx4="http://schemas.microsoft.com/office/drawing/2016/5/10/chartex" xmlns:cx5="http://schemas.microsoft.com/office/drawing/2016/5/11/chartex" xmlns:cx6="http://schemas.microsoft.com/office/drawing/2016/5/12/chartex" xmlns:cx7="http://schemas.microsoft.com/office/drawing/2016/5/13/chartex" xmlns:cx8="http://schemas.microsoft.com/office/drawing/2016/5/14/chartex" xmlns:mc="http://schemas.openxmlformats.org/markup-compatibility/2006" xmlns:aink="http://schemas.microsoft.com/office/drawing/2016/ink" xmlns:am3d="http://schemas.microsoft.com/office/drawing/2017/model3d" xmlns:o="urn:schemas-microsoft-com:office:office" xmlns:oel="http://schemas.microsoft.com/office/2019/extlst" xmlns:r="http://schemas.openxmlformats.org/officeDocument/2006/relationships" xmlns:m="http://schemas.openxmlformats.org/officeDocument/2006/math" xmlns:v="urn:schemas-microsoft-com:vml" xmlns:wp14="http://schemas.microsoft.com/office/word/2010/wordprocessingDrawing" xmlns:wp="http://schemas.openxmlformats.org/drawingml/2006/wordprocessingDrawing" xmlns:w10="urn:schemas-microsoft-com:office:word" xmlns:w="http://schemas.openxmlformats.org/wordprocessingml/2006/main" xmlns:w14="http://schemas.microsoft.com/office/word/2010/wordml" xmlns:w15="http://schemas.microsoft.com/office/word/2012/wordml" xmlns:w16cex="http://schemas.microsoft.com/office/word/2018/wordml/cex" xmlns:w16cid="http://schemas.microsoft.com/office/word/2016/wordml/cid" xmlns:w16="http://schemas.microsoft.com/office/word/2018/wordml" xmlns:w16du="http://schemas.microsoft.com/office/word/2023/wordml/word16du" xmlns:w16sdtdh="http://schemas.microsoft.com/office/word/2020/wordml/sdtdatahash" xmlns:w16sdtfl="http://schemas.microsoft.com/office/word/2024/wordml/sdtformatlock" xmlns:w16se="http://schemas.microsoft.com/office/word/2015/wordml/symex" xmlns:wpg="http://schemas.microsoft.com/office/word/2010/wordprocessingGroup" xmlns:wpi="http://schemas.microsoft.com/office/word/2010/wordprocessingInk" xmlns:wne="http://schemas.microsoft.com/office/word/2006/wordml" xmlns:wps="http://schemas.microsoft.com/office/word/2010/wordprocessingShape" mc:Ignorable="w14 w15 w16se w16cid w16 w16cex w16sdtdh w16sdtfl w16du wp14">
   <w:p>
     <w:pPr>
       <w:pStyle w:val="Footer"/>
@@ -658,7 +866,7 @@
 </file>
 
 <file path=word/footer2.xml><?xml version="1.0" encoding="utf-8"?>
-<w:ftr xmlns:wpc="http://schemas.microsoft.com/office/word/2010/wordprocessingCanvas" xmlns:cx="http://schemas.microsoft.com/office/drawing/2014/chartex" xmlns:cx1="http://schemas.microsoft.com/office/drawing/2015/9/8/chartex" xmlns:cx2="http://schemas.microsoft.com/office/drawing/2015/10/21/chartex" xmlns:cx3="http://schemas.microsoft.com/office/drawing/2016/5/9/chartex" xmlns:cx4="http://schemas.microsoft.com/office/drawing/2016/5/10/chartex" xmlns:cx5="http://schemas.microsoft.com/office/drawing/2016/5/11/chartex" xmlns:cx6="http://schemas.microsoft.com/office/drawing/2016/5/12/chartex" xmlns:cx7="http://schemas.microsoft.com/office/drawing/2016/5/13/chartex" xmlns:cx8="http://schemas.microsoft.com/office/drawing/2016/5/14/chartex" xmlns:mc="http://schemas.openxmlformats.org/markup-compatibility/2006" xmlns:aink="http://schemas.microsoft.com/office/drawing/2016/ink" xmlns:am3d="http://schemas.microsoft.com/office/drawing/2017/model3d" xmlns:o="urn:schemas-microsoft-com:office:office" xmlns:oel="http://schemas.microsoft.com/office/2019/extlst" xmlns:r="http://schemas.openxmlformats.org/officeDocument/2006/relationships" xmlns:m="http://schemas.openxmlformats.org/officeDocument/2006/math" xmlns:v="urn:schemas-microsoft-com:vml" xmlns:wp14="http://schemas.microsoft.com/office/word/2010/wordprocessingDrawing" xmlns:wp="http://schemas.openxmlformats.org/drawingml/2006/wordprocessingDrawing" xmlns:w10="urn:schemas-microsoft-com:office:word" xmlns:w="http://schemas.openxmlformats.org/wordprocessingml/2006/main" xmlns:w14="http://schemas.microsoft.com/office/word/2010/wordml" xmlns:w15="http://schemas.microsoft.com/office/word/2012/wordml" xmlns:w16cex="http://schemas.microsoft.com/office/word/2018/wordml/cex" xmlns:w16cid="http://schemas.microsoft.com/office/word/2016/wordml/cid" xmlns:w16="http://schemas.microsoft.com/office/word/2018/wordml" xmlns:w16sdtdh="http://schemas.microsoft.com/office/word/2020/wordml/sdtdatahash" xmlns:w16se="http://schemas.microsoft.com/office/word/2015/wordml/symex" xmlns:wpg="http://schemas.microsoft.com/office/word/2010/wordprocessingGroup" xmlns:wpi="http://schemas.microsoft.com/office/word/2010/wordprocessingInk" xmlns:wne="http://schemas.microsoft.com/office/word/2006/wordml" xmlns:wps="http://schemas.microsoft.com/office/word/2010/wordprocessingShape" mc:Ignorable="w14 w15 w16se w16cid w16 w16cex w16sdtdh wp14">
+<w:ftr xmlns:wpc="http://schemas.microsoft.com/office/word/2010/wordprocessingCanvas" xmlns:cx="http://schemas.microsoft.com/office/drawing/2014/chartex" xmlns:cx1="http://schemas.microsoft.com/office/drawing/2015/9/8/chartex" xmlns:cx2="http://schemas.microsoft.com/office/drawing/2015/10/21/chartex" xmlns:cx3="http://schemas.microsoft.com/office/drawing/2016/5/9/chartex" xmlns:cx4="http://schemas.microsoft.com/office/drawing/2016/5/10/chartex" xmlns:cx5="http://schemas.microsoft.com/office/drawing/2016/5/11/chartex" xmlns:cx6="http://schemas.microsoft.com/office/drawing/2016/5/12/chartex" xmlns:cx7="http://schemas.microsoft.com/office/drawing/2016/5/13/chartex" xmlns:cx8="http://schemas.microsoft.com/office/drawing/2016/5/14/chartex" xmlns:mc="http://schemas.openxmlformats.org/markup-compatibility/2006" xmlns:aink="http://schemas.microsoft.com/office/drawing/2016/ink" xmlns:am3d="http://schemas.microsoft.com/office/drawing/2017/model3d" xmlns:o="urn:schemas-microsoft-com:office:office" xmlns:oel="http://schemas.microsoft.com/office/2019/extlst" xmlns:r="http://schemas.openxmlformats.org/officeDocument/2006/relationships" xmlns:m="http://schemas.openxmlformats.org/officeDocument/2006/math" xmlns:v="urn:schemas-microsoft-com:vml" xmlns:wp14="http://schemas.microsoft.com/office/word/2010/wordprocessingDrawing" xmlns:wp="http://schemas.openxmlformats.org/drawingml/2006/wordprocessingDrawing" xmlns:w10="urn:schemas-microsoft-com:office:word" xmlns:w="http://schemas.openxmlformats.org/wordprocessingml/2006/main" xmlns:w14="http://schemas.microsoft.com/office/word/2010/wordml" xmlns:w15="http://schemas.microsoft.com/office/word/2012/wordml" xmlns:w16cex="http://schemas.microsoft.com/office/word/2018/wordml/cex" xmlns:w16cid="http://schemas.microsoft.com/office/word/2016/wordml/cid" xmlns:w16="http://schemas.microsoft.com/office/word/2018/wordml" xmlns:w16du="http://schemas.microsoft.com/office/word/2023/wordml/word16du" xmlns:w16sdtdh="http://schemas.microsoft.com/office/word/2020/wordml/sdtdatahash" xmlns:w16sdtfl="http://schemas.microsoft.com/office/word/2024/wordml/sdtformatlock" xmlns:w16se="http://schemas.microsoft.com/office/word/2015/wordml/symex" xmlns:wpg="http://schemas.microsoft.com/office/word/2010/wordprocessingGroup" xmlns:wpi="http://schemas.microsoft.com/office/word/2010/wordprocessingInk" xmlns:wne="http://schemas.microsoft.com/office/word/2006/wordml" xmlns:wps="http://schemas.microsoft.com/office/word/2010/wordprocessingShape" mc:Ignorable="w14 w15 w16se w16cid w16 w16cex w16sdtdh w16sdtfl w16du wp14">
   <w:p>
     <w:pPr>
       <w:pStyle w:val="Footer"/>
@@ -668,7 +876,7 @@
 </file>
 
 <file path=word/footer3.xml><?xml version="1.0" encoding="utf-8"?>
-<w:ftr xmlns:wpc="http://schemas.microsoft.com/office/word/2010/wordprocessingCanvas" xmlns:cx="http://schemas.microsoft.com/office/drawing/2014/chartex" xmlns:cx1="http://schemas.microsoft.com/office/drawing/2015/9/8/chartex" xmlns:cx2="http://schemas.microsoft.com/office/drawing/2015/10/21/chartex" xmlns:cx3="http://schemas.microsoft.com/office/drawing/2016/5/9/chartex" xmlns:cx4="http://schemas.microsoft.com/office/drawing/2016/5/10/chartex" xmlns:cx5="http://schemas.microsoft.com/office/drawing/2016/5/11/chartex" xmlns:cx6="http://schemas.microsoft.com/office/drawing/2016/5/12/chartex" xmlns:cx7="http://schemas.microsoft.com/office/drawing/2016/5/13/chartex" xmlns:cx8="http://schemas.microsoft.com/office/drawing/2016/5/14/chartex" xmlns:mc="http://schemas.openxmlformats.org/markup-compatibility/2006" xmlns:aink="http://schemas.microsoft.com/office/drawing/2016/ink" xmlns:am3d="http://schemas.microsoft.com/office/drawing/2017/model3d" xmlns:o="urn:schemas-microsoft-com:office:office" xmlns:oel="http://schemas.microsoft.com/office/2019/extlst" xmlns:r="http://schemas.openxmlformats.org/officeDocument/2006/relationships" xmlns:m="http://schemas.openxmlformats.org/officeDocument/2006/math" xmlns:v="urn:schemas-microsoft-com:vml" xmlns:wp14="http://schemas.microsoft.com/office/word/2010/wordprocessingDrawing" xmlns:wp="http://schemas.openxmlformats.org/drawingml/2006/wordprocessingDrawing" xmlns:w10="urn:schemas-microsoft-com:office:word" xmlns:w="http://schemas.openxmlformats.org/wordprocessingml/2006/main" xmlns:w14="http://schemas.microsoft.com/office/word/2010/wordml" xmlns:w15="http://schemas.microsoft.com/office/word/2012/wordml" xmlns:w16cex="http://schemas.microsoft.com/office/word/2018/wordml/cex" xmlns:w16cid="http://schemas.microsoft.com/office/word/2016/wordml/cid" xmlns:w16="http://schemas.microsoft.com/office/word/2018/wordml" xmlns:w16sdtdh="http://schemas.microsoft.com/office/word/2020/wordml/sdtdatahash" xmlns:w16se="http://schemas.microsoft.com/office/word/2015/wordml/symex" xmlns:wpg="http://schemas.microsoft.com/office/word/2010/wordprocessingGroup" xmlns:wpi="http://schemas.microsoft.com/office/word/2010/wordprocessingInk" xmlns:wne="http://schemas.microsoft.com/office/word/2006/wordml" xmlns:wps="http://schemas.microsoft.com/office/word/2010/wordprocessingShape" mc:Ignorable="w14 w15 w16se w16cid w16 w16cex w16sdtdh wp14">
+<w:ftr xmlns:wpc="http://schemas.microsoft.com/office/word/2010/wordprocessingCanvas" xmlns:cx="http://schemas.microsoft.com/office/drawing/2014/chartex" xmlns:cx1="http://schemas.microsoft.com/office/drawing/2015/9/8/chartex" xmlns:cx2="http://schemas.microsoft.com/office/drawing/2015/10/21/chartex" xmlns:cx3="http://schemas.microsoft.com/office/drawing/2016/5/9/chartex" xmlns:cx4="http://schemas.microsoft.com/office/drawing/2016/5/10/chartex" xmlns:cx5="http://schemas.microsoft.com/office/drawing/2016/5/11/chartex" xmlns:cx6="http://schemas.microsoft.com/office/drawing/2016/5/12/chartex" xmlns:cx7="http://schemas.microsoft.com/office/drawing/2016/5/13/chartex" xmlns:cx8="http://schemas.microsoft.com/office/drawing/2016/5/14/chartex" xmlns:mc="http://schemas.openxmlformats.org/markup-compatibility/2006" xmlns:aink="http://schemas.microsoft.com/office/drawing/2016/ink" xmlns:am3d="http://schemas.microsoft.com/office/drawing/2017/model3d" xmlns:o="urn:schemas-microsoft-com:office:office" xmlns:oel="http://schemas.microsoft.com/office/2019/extlst" xmlns:r="http://schemas.openxmlformats.org/officeDocument/2006/relationships" xmlns:m="http://schemas.openxmlformats.org/officeDocument/2006/math" xmlns:v="urn:schemas-microsoft-com:vml" xmlns:wp14="http://schemas.microsoft.com/office/word/2010/wordprocessingDrawing" xmlns:wp="http://schemas.openxmlformats.org/drawingml/2006/wordprocessingDrawing" xmlns:w10="urn:schemas-microsoft-com:office:word" xmlns:w="http://schemas.openxmlformats.org/wordprocessingml/2006/main" xmlns:w14="http://schemas.microsoft.com/office/word/2010/wordml" xmlns:w15="http://schemas.microsoft.com/office/word/2012/wordml" xmlns:w16cex="http://schemas.microsoft.com/office/word/2018/wordml/cex" xmlns:w16cid="http://schemas.microsoft.com/office/word/2016/wordml/cid" xmlns:w16="http://schemas.microsoft.com/office/word/2018/wordml" xmlns:w16du="http://schemas.microsoft.com/office/word/2023/wordml/word16du" xmlns:w16sdtdh="http://schemas.microsoft.com/office/word/2020/wordml/sdtdatahash" xmlns:w16sdtfl="http://schemas.microsoft.com/office/word/2024/wordml/sdtformatlock" xmlns:w16se="http://schemas.microsoft.com/office/word/2015/wordml/symex" xmlns:wpg="http://schemas.microsoft.com/office/word/2010/wordprocessingGroup" xmlns:wpi="http://schemas.microsoft.com/office/word/2010/wordprocessingInk" xmlns:wne="http://schemas.microsoft.com/office/word/2006/wordml" xmlns:wps="http://schemas.microsoft.com/office/word/2010/wordprocessingShape" mc:Ignorable="w14 w15 w16se w16cid w16 w16cex w16sdtdh w16sdtfl w16du wp14">
   <w:p>
     <w:pPr>
       <w:pStyle w:val="Footer"/>
@@ -678,7 +886,7 @@
 </file>
 
 <file path=word/footnotes.xml><?xml version="1.0" encoding="utf-8"?>
-<w:footnotes xmlns:wpc="http://schemas.microsoft.com/office/word/2010/wordprocessingCanvas" xmlns:cx="http://schemas.microsoft.com/office/drawing/2014/chartex" xmlns:cx1="http://schemas.microsoft.com/office/drawing/2015/9/8/chartex" xmlns:cx2="http://schemas.microsoft.com/office/drawing/2015/10/21/chartex" xmlns:cx3="http://schemas.microsoft.com/office/drawing/2016/5/9/chartex" xmlns:cx4="http://schemas.microsoft.com/office/drawing/2016/5/10/chartex" xmlns:cx5="http://schemas.microsoft.com/office/drawing/2016/5/11/chartex" xmlns:cx6="http://schemas.microsoft.com/office/drawing/2016/5/12/chartex" xmlns:cx7="http://schemas.microsoft.com/office/drawing/2016/5/13/chartex" xmlns:cx8="http://schemas.microsoft.com/office/drawing/2016/5/14/chartex" xmlns:mc="http://schemas.openxmlformats.org/markup-compatibility/2006" xmlns:aink="http://schemas.microsoft.com/office/drawing/2016/ink" xmlns:am3d="http://schemas.microsoft.com/office/drawing/2017/model3d" xmlns:o="urn:schemas-microsoft-com:office:office" xmlns:oel="http://schemas.microsoft.com/office/2019/extlst" xmlns:r="http://schemas.openxmlformats.org/officeDocument/2006/relationships" xmlns:m="http://schemas.openxmlformats.org/officeDocument/2006/math" xmlns:v="urn:schemas-microsoft-com:vml" xmlns:wp14="http://schemas.microsoft.com/office/word/2010/wordprocessingDrawing" xmlns:wp="http://schemas.openxmlformats.org/drawingml/2006/wordprocessingDrawing" xmlns:w10="urn:schemas-microsoft-com:office:word" xmlns:w="http://schemas.openxmlformats.org/wordprocessingml/2006/main" xmlns:w14="http://schemas.microsoft.com/office/word/2010/wordml" xmlns:w15="http://schemas.microsoft.com/office/word/2012/wordml" xmlns:w16cex="http://schemas.microsoft.com/office/word/2018/wordml/cex" xmlns:w16cid="http://schemas.microsoft.com/office/word/2016/wordml/cid" xmlns:w16="http://schemas.microsoft.com/office/word/2018/wordml" xmlns:w16sdtdh="http://schemas.microsoft.com/office/word/2020/wordml/sdtdatahash" xmlns:w16se="http://schemas.microsoft.com/office/word/2015/wordml/symex" xmlns:wpg="http://schemas.microsoft.com/office/word/2010/wordprocessingGroup" xmlns:wpi="http://schemas.microsoft.com/office/word/2010/wordprocessingInk" xmlns:wne="http://schemas.microsoft.com/office/word/2006/wordml" xmlns:wps="http://schemas.microsoft.com/office/word/2010/wordprocessingShape" mc:Ignorable="w14 w15 w16se w16cid w16 w16cex w16sdtdh wp14">
+<w:footnotes xmlns:wpc="http://schemas.microsoft.com/office/word/2010/wordprocessingCanvas" xmlns:cx="http://schemas.microsoft.com/office/drawing/2014/chartex" xmlns:cx1="http://schemas.microsoft.com/office/drawing/2015/9/8/chartex" xmlns:cx2="http://schemas.microsoft.com/office/drawing/2015/10/21/chartex" xmlns:cx3="http://schemas.microsoft.com/office/drawing/2016/5/9/chartex" xmlns:cx4="http://schemas.microsoft.com/office/drawing/2016/5/10/chartex" xmlns:cx5="http://schemas.microsoft.com/office/drawing/2016/5/11/chartex" xmlns:cx6="http://schemas.microsoft.com/office/drawing/2016/5/12/chartex" xmlns:cx7="http://schemas.microsoft.com/office/drawing/2016/5/13/chartex" xmlns:cx8="http://schemas.microsoft.com/office/drawing/2016/5/14/chartex" xmlns:mc="http://schemas.openxmlformats.org/markup-compatibility/2006" xmlns:aink="http://schemas.microsoft.com/office/drawing/2016/ink" xmlns:am3d="http://schemas.microsoft.com/office/drawing/2017/model3d" xmlns:o="urn:schemas-microsoft-com:office:office" xmlns:oel="http://schemas.microsoft.com/office/2019/extlst" xmlns:r="http://schemas.openxmlformats.org/officeDocument/2006/relationships" xmlns:m="http://schemas.openxmlformats.org/officeDocument/2006/math" xmlns:v="urn:schemas-microsoft-com:vml" xmlns:wp14="http://schemas.microsoft.com/office/word/2010/wordprocessingDrawing" xmlns:wp="http://schemas.openxmlformats.org/drawingml/2006/wordprocessingDrawing" xmlns:w10="urn:schemas-microsoft-com:office:word" xmlns:w="http://schemas.openxmlformats.org/wordprocessingml/2006/main" xmlns:w14="http://schemas.microsoft.com/office/word/2010/wordml" xmlns:w15="http://schemas.microsoft.com/office/word/2012/wordml" xmlns:w16cex="http://schemas.microsoft.com/office/word/2018/wordml/cex" xmlns:w16cid="http://schemas.microsoft.com/office/word/2016/wordml/cid" xmlns:w16="http://schemas.microsoft.com/office/word/2018/wordml" xmlns:w16du="http://schemas.microsoft.com/office/word/2023/wordml/word16du" xmlns:w16sdtdh="http://schemas.microsoft.com/office/word/2020/wordml/sdtdatahash" xmlns:w16sdtfl="http://schemas.microsoft.com/office/word/2024/wordml/sdtformatlock" xmlns:w16se="http://schemas.microsoft.com/office/word/2015/wordml/symex" xmlns:wpg="http://schemas.microsoft.com/office/word/2010/wordprocessingGroup" xmlns:wpi="http://schemas.microsoft.com/office/word/2010/wordprocessingInk" xmlns:wne="http://schemas.microsoft.com/office/word/2006/wordml" xmlns:wps="http://schemas.microsoft.com/office/word/2010/wordprocessingShape" mc:Ignorable="w14 w15 w16se w16cid w16 w16cex w16sdtdh w16sdtfl w16du wp14">
   <w:footnote w:type="separator" w:id="-1">
     <w:p>
       <w:pPr>
@@ -703,7 +911,7 @@
 </file>
 
 <file path=word/header1.xml><?xml version="1.0" encoding="utf-8"?>
-<w:hdr xmlns:wpc="http://schemas.microsoft.com/office/word/2010/wordprocessingCanvas" xmlns:cx="http://schemas.microsoft.com/office/drawing/2014/chartex" xmlns:cx1="http://schemas.microsoft.com/office/drawing/2015/9/8/chartex" xmlns:cx2="http://schemas.microsoft.com/office/drawing/2015/10/21/chartex" xmlns:cx3="http://schemas.microsoft.com/office/drawing/2016/5/9/chartex" xmlns:cx4="http://schemas.microsoft.com/office/drawing/2016/5/10/chartex" xmlns:cx5="http://schemas.microsoft.com/office/drawing/2016/5/11/chartex" xmlns:cx6="http://schemas.microsoft.com/office/drawing/2016/5/12/chartex" xmlns:cx7="http://schemas.microsoft.com/office/drawing/2016/5/13/chartex" xmlns:cx8="http://schemas.microsoft.com/office/drawing/2016/5/14/chartex" xmlns:mc="http://schemas.openxmlformats.org/markup-compatibility/2006" xmlns:aink="http://schemas.microsoft.com/office/drawing/2016/ink" xmlns:am3d="http://schemas.microsoft.com/office/drawing/2017/model3d" xmlns:o="urn:schemas-microsoft-com:office:office" xmlns:oel="http://schemas.microsoft.com/office/2019/extlst" xmlns:r="http://schemas.openxmlformats.org/officeDocument/2006/relationships" xmlns:m="http://schemas.openxmlformats.org/officeDocument/2006/math" xmlns:v="urn:schemas-microsoft-com:vml" xmlns:wp14="http://schemas.microsoft.com/office/word/2010/wordprocessingDrawing" xmlns:wp="http://schemas.openxmlformats.org/drawingml/2006/wordprocessingDrawing" xmlns:w10="urn:schemas-microsoft-com:office:word" xmlns:w="http://schemas.openxmlformats.org/wordprocessingml/2006/main" xmlns:w14="http://schemas.microsoft.com/office/word/2010/wordml" xmlns:w15="http://schemas.microsoft.com/office/word/2012/wordml" xmlns:w16cex="http://schemas.microsoft.com/office/word/2018/wordml/cex" xmlns:w16cid="http://schemas.microsoft.com/office/word/2016/wordml/cid" xmlns:w16="http://schemas.microsoft.com/office/word/2018/wordml" xmlns:w16sdtdh="http://schemas.microsoft.com/office/word/2020/wordml/sdtdatahash" xmlns:w16se="http://schemas.microsoft.com/office/word/2015/wordml/symex" xmlns:wpg="http://schemas.microsoft.com/office/word/2010/wordprocessingGroup" xmlns:wpi="http://schemas.microsoft.com/office/word/2010/wordprocessingInk" xmlns:wne="http://schemas.microsoft.com/office/word/2006/wordml" xmlns:wps="http://schemas.microsoft.com/office/word/2010/wordprocessingShape" mc:Ignorable="w14 w15 w16se w16cid w16 w16cex w16sdtdh wp14">
+<w:hdr xmlns:wpc="http://schemas.microsoft.com/office/word/2010/wordprocessingCanvas" xmlns:cx="http://schemas.microsoft.com/office/drawing/2014/chartex" xmlns:cx1="http://schemas.microsoft.com/office/drawing/2015/9/8/chartex" xmlns:cx2="http://schemas.microsoft.com/office/drawing/2015/10/21/chartex" xmlns:cx3="http://schemas.microsoft.com/office/drawing/2016/5/9/chartex" xmlns:cx4="http://schemas.microsoft.com/office/drawing/2016/5/10/chartex" xmlns:cx5="http://schemas.microsoft.com/office/drawing/2016/5/11/chartex" xmlns:cx6="http://schemas.microsoft.com/office/drawing/2016/5/12/chartex" xmlns:cx7="http://schemas.microsoft.com/office/drawing/2016/5/13/chartex" xmlns:cx8="http://schemas.microsoft.com/office/drawing/2016/5/14/chartex" xmlns:mc="http://schemas.openxmlformats.org/markup-compatibility/2006" xmlns:aink="http://schemas.microsoft.com/office/drawing/2016/ink" xmlns:am3d="http://schemas.microsoft.com/office/drawing/2017/model3d" xmlns:o="urn:schemas-microsoft-com:office:office" xmlns:oel="http://schemas.microsoft.com/office/2019/extlst" xmlns:r="http://schemas.openxmlformats.org/officeDocument/2006/relationships" xmlns:m="http://schemas.openxmlformats.org/officeDocument/2006/math" xmlns:v="urn:schemas-microsoft-com:vml" xmlns:wp14="http://schemas.microsoft.com/office/word/2010/wordprocessingDrawing" xmlns:wp="http://schemas.openxmlformats.org/drawingml/2006/wordprocessingDrawing" xmlns:w10="urn:schemas-microsoft-com:office:word" xmlns:w="http://schemas.openxmlformats.org/wordprocessingml/2006/main" xmlns:w14="http://schemas.microsoft.com/office/word/2010/wordml" xmlns:w15="http://schemas.microsoft.com/office/word/2012/wordml" xmlns:w16cex="http://schemas.microsoft.com/office/word/2018/wordml/cex" xmlns:w16cid="http://schemas.microsoft.com/office/word/2016/wordml/cid" xmlns:w16="http://schemas.microsoft.com/office/word/2018/wordml" xmlns:w16du="http://schemas.microsoft.com/office/word/2023/wordml/word16du" xmlns:w16sdtdh="http://schemas.microsoft.com/office/word/2020/wordml/sdtdatahash" xmlns:w16sdtfl="http://schemas.microsoft.com/office/word/2024/wordml/sdtformatlock" xmlns:w16se="http://schemas.microsoft.com/office/word/2015/wordml/symex" xmlns:wpg="http://schemas.microsoft.com/office/word/2010/wordprocessingGroup" xmlns:wpi="http://schemas.microsoft.com/office/word/2010/wordprocessingInk" xmlns:wne="http://schemas.microsoft.com/office/word/2006/wordml" xmlns:wps="http://schemas.microsoft.com/office/word/2010/wordprocessingShape" mc:Ignorable="w14 w15 w16se w16cid w16 w16cex w16sdtdh w16sdtfl w16du wp14">
   <w:p>
     <w:pPr>
       <w:pStyle w:val="Header"/>
@@ -713,7 +921,7 @@
 </file>
 
 <file path=word/header2.xml><?xml version="1.0" encoding="utf-8"?>
-<w:hdr xmlns:wpc="http://schemas.microsoft.com/office/word/2010/wordprocessingCanvas" xmlns:cx="http://schemas.microsoft.com/office/drawing/2014/chartex" xmlns:cx1="http://schemas.microsoft.com/office/drawing/2015/9/8/chartex" xmlns:cx2="http://schemas.microsoft.com/office/drawing/2015/10/21/chartex" xmlns:cx3="http://schemas.microsoft.com/office/drawing/2016/5/9/chartex" xmlns:cx4="http://schemas.microsoft.com/office/drawing/2016/5/10/chartex" xmlns:cx5="http://schemas.microsoft.com/office/drawing/2016/5/11/chartex" xmlns:cx6="http://schemas.microsoft.com/office/drawing/2016/5/12/chartex" xmlns:cx7="http://schemas.microsoft.com/office/drawing/2016/5/13/chartex" xmlns:cx8="http://schemas.microsoft.com/office/drawing/2016/5/14/chartex" xmlns:mc="http://schemas.openxmlformats.org/markup-compatibility/2006" xmlns:aink="http://schemas.microsoft.com/office/drawing/2016/ink" xmlns:am3d="http://schemas.microsoft.com/office/drawing/2017/model3d" xmlns:o="urn:schemas-microsoft-com:office:office" xmlns:oel="http://schemas.microsoft.com/office/2019/extlst" xmlns:r="http://schemas.openxmlformats.org/officeDocument/2006/relationships" xmlns:m="http://schemas.openxmlformats.org/officeDocument/2006/math" xmlns:v="urn:schemas-microsoft-com:vml" xmlns:wp14="http://schemas.microsoft.com/office/word/2010/wordprocessingDrawing" xmlns:wp="http://schemas.openxmlformats.org/drawingml/2006/wordprocessingDrawing" xmlns:w10="urn:schemas-microsoft-com:office:word" xmlns:w="http://schemas.openxmlformats.org/wordprocessingml/2006/main" xmlns:w14="http://schemas.microsoft.com/office/word/2010/wordml" xmlns:w15="http://schemas.microsoft.com/office/word/2012/wordml" xmlns:w16cex="http://schemas.microsoft.com/office/word/2018/wordml/cex" xmlns:w16cid="http://schemas.microsoft.com/office/word/2016/wordml/cid" xmlns:w16="http://schemas.microsoft.com/office/word/2018/wordml" xmlns:w16sdtdh="http://schemas.microsoft.com/office/word/2020/wordml/sdtdatahash" xmlns:w16se="http://schemas.microsoft.com/office/word/2015/wordml/symex" xmlns:wpg="http://schemas.microsoft.com/office/word/2010/wordprocessingGroup" xmlns:wpi="http://schemas.microsoft.com/office/word/2010/wordprocessingInk" xmlns:wne="http://schemas.microsoft.com/office/word/2006/wordml" xmlns:wps="http://schemas.microsoft.com/office/word/2010/wordprocessingShape" mc:Ignorable="w14 w15 w16se w16cid w16 w16cex w16sdtdh wp14">
+<w:hdr xmlns:wpc="http://schemas.microsoft.com/office/word/2010/wordprocessingCanvas" xmlns:cx="http://schemas.microsoft.com/office/drawing/2014/chartex" xmlns:cx1="http://schemas.microsoft.com/office/drawing/2015/9/8/chartex" xmlns:cx2="http://schemas.microsoft.com/office/drawing/2015/10/21/chartex" xmlns:cx3="http://schemas.microsoft.com/office/drawing/2016/5/9/chartex" xmlns:cx4="http://schemas.microsoft.com/office/drawing/2016/5/10/chartex" xmlns:cx5="http://schemas.microsoft.com/office/drawing/2016/5/11/chartex" xmlns:cx6="http://schemas.microsoft.com/office/drawing/2016/5/12/chartex" xmlns:cx7="http://schemas.microsoft.com/office/drawing/2016/5/13/chartex" xmlns:cx8="http://schemas.microsoft.com/office/drawing/2016/5/14/chartex" xmlns:mc="http://schemas.openxmlformats.org/markup-compatibility/2006" xmlns:aink="http://schemas.microsoft.com/office/drawing/2016/ink" xmlns:am3d="http://schemas.microsoft.com/office/drawing/2017/model3d" xmlns:o="urn:schemas-microsoft-com:office:office" xmlns:oel="http://schemas.microsoft.com/office/2019/extlst" xmlns:r="http://schemas.openxmlformats.org/officeDocument/2006/relationships" xmlns:m="http://schemas.openxmlformats.org/officeDocument/2006/math" xmlns:v="urn:schemas-microsoft-com:vml" xmlns:wp14="http://schemas.microsoft.com/office/word/2010/wordprocessingDrawing" xmlns:wp="http://schemas.openxmlformats.org/drawingml/2006/wordprocessingDrawing" xmlns:w10="urn:schemas-microsoft-com:office:word" xmlns:w="http://schemas.openxmlformats.org/wordprocessingml/2006/main" xmlns:w14="http://schemas.microsoft.com/office/word/2010/wordml" xmlns:w15="http://schemas.microsoft.com/office/word/2012/wordml" xmlns:w16cex="http://schemas.microsoft.com/office/word/2018/wordml/cex" xmlns:w16cid="http://schemas.microsoft.com/office/word/2016/wordml/cid" xmlns:w16="http://schemas.microsoft.com/office/word/2018/wordml" xmlns:w16du="http://schemas.microsoft.com/office/word/2023/wordml/word16du" xmlns:w16sdtdh="http://schemas.microsoft.com/office/word/2020/wordml/sdtdatahash" xmlns:w16sdtfl="http://schemas.microsoft.com/office/word/2024/wordml/sdtformatlock" xmlns:w16se="http://schemas.microsoft.com/office/word/2015/wordml/symex" xmlns:wpg="http://schemas.microsoft.com/office/word/2010/wordprocessingGroup" xmlns:wpi="http://schemas.microsoft.com/office/word/2010/wordprocessingInk" xmlns:wne="http://schemas.microsoft.com/office/word/2006/wordml" xmlns:wps="http://schemas.microsoft.com/office/word/2010/wordprocessingShape" mc:Ignorable="w14 w15 w16se w16cid w16 w16cex w16sdtdh w16sdtfl w16du wp14">
   <w:p>
     <w:pPr>
       <w:pStyle w:val="Header"/>
@@ -724,7 +932,7 @@
 </file>
 
 <file path=word/header3.xml><?xml version="1.0" encoding="utf-8"?>
-<w:hdr xmlns:wpc="http://schemas.microsoft.com/office/word/2010/wordprocessingCanvas" xmlns:cx="http://schemas.microsoft.com/office/drawing/2014/chartex" xmlns:cx1="http://schemas.microsoft.com/office/drawing/2015/9/8/chartex" xmlns:cx2="http://schemas.microsoft.com/office/drawing/2015/10/21/chartex" xmlns:cx3="http://schemas.microsoft.com/office/drawing/2016/5/9/chartex" xmlns:cx4="http://schemas.microsoft.com/office/drawing/2016/5/10/chartex" xmlns:cx5="http://schemas.microsoft.com/office/drawing/2016/5/11/chartex" xmlns:cx6="http://schemas.microsoft.com/office/drawing/2016/5/12/chartex" xmlns:cx7="http://schemas.microsoft.com/office/drawing/2016/5/13/chartex" xmlns:cx8="http://schemas.microsoft.com/office/drawing/2016/5/14/chartex" xmlns:mc="http://schemas.openxmlformats.org/markup-compatibility/2006" xmlns:aink="http://schemas.microsoft.com/office/drawing/2016/ink" xmlns:am3d="http://schemas.microsoft.com/office/drawing/2017/model3d" xmlns:o="urn:schemas-microsoft-com:office:office" xmlns:oel="http://schemas.microsoft.com/office/2019/extlst" xmlns:r="http://schemas.openxmlformats.org/officeDocument/2006/relationships" xmlns:m="http://schemas.openxmlformats.org/officeDocument/2006/math" xmlns:v="urn:schemas-microsoft-com:vml" xmlns:wp14="http://schemas.microsoft.com/office/word/2010/wordprocessingDrawing" xmlns:wp="http://schemas.openxmlformats.org/drawingml/2006/wordprocessingDrawing" xmlns:w10="urn:schemas-microsoft-com:office:word" xmlns:w="http://schemas.openxmlformats.org/wordprocessingml/2006/main" xmlns:w14="http://schemas.microsoft.com/office/word/2010/wordml" xmlns:w15="http://schemas.microsoft.com/office/word/2012/wordml" xmlns:w16cex="http://schemas.microsoft.com/office/word/2018/wordml/cex" xmlns:w16cid="http://schemas.microsoft.com/office/word/2016/wordml/cid" xmlns:w16="http://schemas.microsoft.com/office/word/2018/wordml" xmlns:w16sdtdh="http://schemas.microsoft.com/office/word/2020/wordml/sdtdatahash" xmlns:w16se="http://schemas.microsoft.com/office/word/2015/wordml/symex" xmlns:wpg="http://schemas.microsoft.com/office/word/2010/wordprocessingGroup" xmlns:wpi="http://schemas.microsoft.com/office/word/2010/wordprocessingInk" xmlns:wne="http://schemas.microsoft.com/office/word/2006/wordml" xmlns:wps="http://schemas.microsoft.com/office/word/2010/wordprocessingShape" mc:Ignorable="w14 w15 w16se w16cid w16 w16cex w16sdtdh wp14">
+<w:hdr xmlns:wpc="http://schemas.microsoft.com/office/word/2010/wordprocessingCanvas" xmlns:cx="http://schemas.microsoft.com/office/drawing/2014/chartex" xmlns:cx1="http://schemas.microsoft.com/office/drawing/2015/9/8/chartex" xmlns:cx2="http://schemas.microsoft.com/office/drawing/2015/10/21/chartex" xmlns:cx3="http://schemas.microsoft.com/office/drawing/2016/5/9/chartex" xmlns:cx4="http://schemas.microsoft.com/office/drawing/2016/5/10/chartex" xmlns:cx5="http://schemas.microsoft.com/office/drawing/2016/5/11/chartex" xmlns:cx6="http://schemas.microsoft.com/office/drawing/2016/5/12/chartex" xmlns:cx7="http://schemas.microsoft.com/office/drawing/2016/5/13/chartex" xmlns:cx8="http://schemas.microsoft.com/office/drawing/2016/5/14/chartex" xmlns:mc="http://schemas.openxmlformats.org/markup-compatibility/2006" xmlns:aink="http://schemas.microsoft.com/office/drawing/2016/ink" xmlns:am3d="http://schemas.microsoft.com/office/drawing/2017/model3d" xmlns:o="urn:schemas-microsoft-com:office:office" xmlns:oel="http://schemas.microsoft.com/office/2019/extlst" xmlns:r="http://schemas.openxmlformats.org/officeDocument/2006/relationships" xmlns:m="http://schemas.openxmlformats.org/officeDocument/2006/math" xmlns:v="urn:schemas-microsoft-com:vml" xmlns:wp14="http://schemas.microsoft.com/office/word/2010/wordprocessingDrawing" xmlns:wp="http://schemas.openxmlformats.org/drawingml/2006/wordprocessingDrawing" xmlns:w10="urn:schemas-microsoft-com:office:word" xmlns:w="http://schemas.openxmlformats.org/wordprocessingml/2006/main" xmlns:w14="http://schemas.microsoft.com/office/word/2010/wordml" xmlns:w15="http://schemas.microsoft.com/office/word/2012/wordml" xmlns:w16cex="http://schemas.microsoft.com/office/word/2018/wordml/cex" xmlns:w16cid="http://schemas.microsoft.com/office/word/2016/wordml/cid" xmlns:w16="http://schemas.microsoft.com/office/word/2018/wordml" xmlns:w16du="http://schemas.microsoft.com/office/word/2023/wordml/word16du" xmlns:w16sdtdh="http://schemas.microsoft.com/office/word/2020/wordml/sdtdatahash" xmlns:w16sdtfl="http://schemas.microsoft.com/office/word/2024/wordml/sdtformatlock" xmlns:w16se="http://schemas.microsoft.com/office/word/2015/wordml/symex" xmlns:wpg="http://schemas.microsoft.com/office/word/2010/wordprocessingGroup" xmlns:wpi="http://schemas.microsoft.com/office/word/2010/wordprocessingInk" xmlns:wne="http://schemas.microsoft.com/office/word/2006/wordml" xmlns:wps="http://schemas.microsoft.com/office/word/2010/wordprocessingShape" mc:Ignorable="w14 w15 w16se w16cid w16 w16cex w16sdtdh w16sdtfl w16du wp14">
   <w:p>
     <w:pPr>
       <w:pStyle w:val="Header"/>
@@ -733,7 +941,7 @@
     <w:r>
       <w:tab/>
       <w:tab/>
-      <w:t>2026-06-17</w:t>
+      <w:t>2026-06-18</w:t>
       <w:br/>
       <w:br/>
     </w:r>
@@ -750,7 +958,7 @@
 </file>
 
 <file path=word/numbering.xml><?xml version="1.0" encoding="utf-8"?>
-<w:numbering xmlns:wpc="http://schemas.microsoft.com/office/word/2010/wordprocessingCanvas" xmlns:cx="http://schemas.microsoft.com/office/drawing/2014/chartex" xmlns:cx1="http://schemas.microsoft.com/office/drawing/2015/9/8/chartex" xmlns:cx2="http://schemas.microsoft.com/office/drawing/2015/10/21/chartex" xmlns:cx3="http://schemas.microsoft.com/office/drawing/2016/5/9/chartex" xmlns:cx4="http://schemas.microsoft.com/office/drawing/2016/5/10/chartex" xmlns:cx5="http://schemas.microsoft.com/office/drawing/2016/5/11/chartex" xmlns:cx6="http://schemas.microsoft.com/office/drawing/2016/5/12/chartex" xmlns:cx7="http://schemas.microsoft.com/office/drawing/2016/5/13/chartex" xmlns:cx8="http://schemas.microsoft.com/office/drawing/2016/5/14/chartex" xmlns:mc="http://schemas.openxmlformats.org/markup-compatibility/2006" xmlns:aink="http://schemas.microsoft.com/office/drawing/2016/ink" xmlns:am3d="http://schemas.microsoft.com/office/drawing/2017/model3d" xmlns:o="urn:schemas-microsoft-com:office:office" xmlns:oel="http://schemas.microsoft.com/office/2019/extlst" xmlns:r="http://schemas.openxmlformats.org/officeDocument/2006/relationships" xmlns:m="http://schemas.openxmlformats.org/officeDocument/2006/math" xmlns:v="urn:schemas-microsoft-com:vml" xmlns:wp14="http://schemas.microsoft.com/office/word/2010/wordprocessingDrawing" xmlns:wp="http://schemas.openxmlformats.org/drawingml/2006/wordprocessingDrawing" xmlns:w10="urn:schemas-microsoft-com:office:word" xmlns:w="http://schemas.openxmlformats.org/wordprocessingml/2006/main" xmlns:w14="http://schemas.microsoft.com/office/word/2010/wordml" xmlns:w15="http://schemas.microsoft.com/office/word/2012/wordml" xmlns:w16cex="http://schemas.microsoft.com/office/word/2018/wordml/cex" xmlns:w16cid="http://schemas.microsoft.com/office/word/2016/wordml/cid" xmlns:w16="http://schemas.microsoft.com/office/word/2018/wordml" xmlns:w16sdtdh="http://schemas.microsoft.com/office/word/2020/wordml/sdtdatahash" xmlns:w16se="http://schemas.microsoft.com/office/word/2015/wordml/symex" xmlns:wpg="http://schemas.microsoft.com/office/word/2010/wordprocessingGroup" xmlns:wpi="http://schemas.microsoft.com/office/word/2010/wordprocessingInk" xmlns:wne="http://schemas.microsoft.com/office/word/2006/wordml" xmlns:wps="http://schemas.microsoft.com/office/word/2010/wordprocessingShape" mc:Ignorable="w14 w15 w16se w16cid w16 w16cex w16sdtdh wp14">
+<w:numbering xmlns:wpc="http://schemas.microsoft.com/office/word/2010/wordprocessingCanvas" xmlns:cx="http://schemas.microsoft.com/office/drawing/2014/chartex" xmlns:cx1="http://schemas.microsoft.com/office/drawing/2015/9/8/chartex" xmlns:cx2="http://schemas.microsoft.com/office/drawing/2015/10/21/chartex" xmlns:cx3="http://schemas.microsoft.com/office/drawing/2016/5/9/chartex" xmlns:cx4="http://schemas.microsoft.com/office/drawing/2016/5/10/chartex" xmlns:cx5="http://schemas.microsoft.com/office/drawing/2016/5/11/chartex" xmlns:cx6="http://schemas.microsoft.com/office/drawing/2016/5/12/chartex" xmlns:cx7="http://schemas.microsoft.com/office/drawing/2016/5/13/chartex" xmlns:cx8="http://schemas.microsoft.com/office/drawing/2016/5/14/chartex" xmlns:mc="http://schemas.openxmlformats.org/markup-compatibility/2006" xmlns:aink="http://schemas.microsoft.com/office/drawing/2016/ink" xmlns:am3d="http://schemas.microsoft.com/office/drawing/2017/model3d" xmlns:o="urn:schemas-microsoft-com:office:office" xmlns:oel="http://schemas.microsoft.com/office/2019/extlst" xmlns:r="http://schemas.openxmlformats.org/officeDocument/2006/relationships" xmlns:m="http://schemas.openxmlformats.org/officeDocument/2006/math" xmlns:v="urn:schemas-microsoft-com:vml" xmlns:wp14="http://schemas.microsoft.com/office/word/2010/wordprocessingDrawing" xmlns:wp="http://schemas.openxmlformats.org/drawingml/2006/wordprocessingDrawing" xmlns:w10="urn:schemas-microsoft-com:office:word" xmlns:w="http://schemas.openxmlformats.org/wordprocessingml/2006/main" xmlns:w14="http://schemas.microsoft.com/office/word/2010/wordml" xmlns:w15="http://schemas.microsoft.com/office/word/2012/wordml" xmlns:w16cex="http://schemas.microsoft.com/office/word/2018/wordml/cex" xmlns:w16cid="http://schemas.microsoft.com/office/word/2016/wordml/cid" xmlns:w16="http://schemas.microsoft.com/office/word/2018/wordml" xmlns:w16du="http://schemas.microsoft.com/office/word/2023/wordml/word16du" xmlns:w16sdtdh="http://schemas.microsoft.com/office/word/2020/wordml/sdtdatahash" xmlns:w16sdtfl="http://schemas.microsoft.com/office/word/2024/wordml/sdtformatlock" xmlns:w16se="http://schemas.microsoft.com/office/word/2015/wordml/symex" xmlns:wpg="http://schemas.microsoft.com/office/word/2010/wordprocessingGroup" xmlns:wpi="http://schemas.microsoft.com/office/word/2010/wordprocessingInk" xmlns:wne="http://schemas.microsoft.com/office/word/2006/wordml" xmlns:wps="http://schemas.microsoft.com/office/word/2010/wordprocessingShape" mc:Ignorable="w14 w15 w16se w16cid w16 w16cex w16sdtdh w16sdtfl w16du wp14">
   <w:abstractNum w:abstractNumId="0" w15:restartNumberingAfterBreak="0">
     <w:nsid w:val="FFFFFF7C"/>
     <w:multiLevelType w:val="singleLevel"/>
@@ -953,7 +1161,7 @@
 </file>
 
 <file path=word/styles.xml><?xml version="1.0" encoding="utf-8"?>
-<w:styles xmlns:mc="http://schemas.openxmlformats.org/markup-compatibility/2006" xmlns:r="http://schemas.openxmlformats.org/officeDocument/2006/relationships" xmlns:w="http://schemas.openxmlformats.org/wordprocessingml/2006/main" xmlns:w14="http://schemas.microsoft.com/office/word/2010/wordml" xmlns:w15="http://schemas.microsoft.com/office/word/2012/wordml" xmlns:w16cex="http://schemas.microsoft.com/office/word/2018/wordml/cex" xmlns:w16cid="http://schemas.microsoft.com/office/word/2016/wordml/cid" xmlns:w16="http://schemas.microsoft.com/office/word/2018/wordml" xmlns:w16sdtdh="http://schemas.microsoft.com/office/word/2020/wordml/sdtdatahash" xmlns:w16se="http://schemas.microsoft.com/office/word/2015/wordml/symex" mc:Ignorable="w14 w15 w16se w16cid w16 w16cex w16sdtdh">
+<w:styles xmlns:mc="http://schemas.openxmlformats.org/markup-compatibility/2006" xmlns:r="http://schemas.openxmlformats.org/officeDocument/2006/relationships" xmlns:w="http://schemas.openxmlformats.org/wordprocessingml/2006/main" xmlns:w14="http://schemas.microsoft.com/office/word/2010/wordml" xmlns:w15="http://schemas.microsoft.com/office/word/2012/wordml" xmlns:w16cex="http://schemas.microsoft.com/office/word/2018/wordml/cex" xmlns:w16cid="http://schemas.microsoft.com/office/word/2016/wordml/cid" xmlns:w16="http://schemas.microsoft.com/office/word/2018/wordml" xmlns:w16du="http://schemas.microsoft.com/office/word/2023/wordml/word16du" xmlns:w16sdtdh="http://schemas.microsoft.com/office/word/2020/wordml/sdtdatahash" xmlns:w16sdtfl="http://schemas.microsoft.com/office/word/2024/wordml/sdtformatlock" xmlns:w16se="http://schemas.microsoft.com/office/word/2015/wordml/symex" mc:Ignorable="w14 w15 w16se w16cid w16 w16cex w16sdtdh w16sdtfl w16du">
   <w:docDefaults>
     <w:rPrDefault>
       <w:rPr>
@@ -1711,7 +1919,7 @@
     <w:link w:val="TitleChar"/>
     <w:uiPriority w:val="10"/>
     <w:qFormat/>
-    <w:rsid w:val="007106C8"/>
+    <w:rsid w:val="00E854FA"/>
     <w:pPr>
       <w:spacing w:after="300" w:line="240" w:lineRule="auto"/>
       <w:contextualSpacing/>
@@ -1721,7 +1929,7 @@
       <w:rFonts w:eastAsiaTheme="majorEastAsia" w:cstheme="majorBidi"/>
       <w:spacing w:val="5"/>
       <w:kern w:val="28"/>
-      <w:sz w:val="52"/>
+      <w:sz w:val="40"/>
       <w:szCs w:val="52"/>
       <w:lang w:val="sv-SE" w:eastAsia="en-US" w:bidi="ar-SA"/>
     </w:rPr>
@@ -1731,12 +1939,12 @@
     <w:basedOn w:val="DefaultParagraphFont"/>
     <w:link w:val="Title"/>
     <w:uiPriority w:val="10"/>
-    <w:rsid w:val="007106C8"/>
+    <w:rsid w:val="00E854FA"/>
     <w:rPr>
       <w:rFonts w:ascii="Times New Roman" w:eastAsiaTheme="majorEastAsia" w:hAnsi="Times New Roman" w:cstheme="majorBidi"/>
       <w:spacing w:val="5"/>
       <w:kern w:val="28"/>
-      <w:sz w:val="52"/>
+      <w:sz w:val="40"/>
       <w:szCs w:val="52"/>
       <w:lang w:val="sv-SE" w:eastAsia="en-US" w:bidi="ar-SA"/>
     </w:rPr>

--- a/klagomål/A 19978-2026 FSC-klagomål.docx
+++ b/klagomål/A 19978-2026 FSC-klagomål.docx
@@ -941,7 +941,7 @@
     <w:r>
       <w:tab/>
       <w:tab/>
-      <w:t>2026-06-18</w:t>
+      <w:t>2026-06-19</w:t>
       <w:br/>
       <w:br/>
     </w:r>

--- a/klagomål/A 19978-2026 FSC-klagomål.docx
+++ b/klagomål/A 19978-2026 FSC-klagomål.docx
@@ -941,7 +941,7 @@
     <w:r>
       <w:tab/>
       <w:tab/>
-      <w:t>2026-06-19</w:t>
+      <w:t>2026-06-20</w:t>
       <w:br/>
       <w:br/>
     </w:r>

--- a/klagomål/A 19978-2026 FSC-klagomål.docx
+++ b/klagomål/A 19978-2026 FSC-klagomål.docx
@@ -168,38 +168,7 @@
     </w:p>
     <w:p>
       <w:r>
-        <w:t>Detta dokument behandlar höga naturvärden i avverkningsanmälan A 19978-2026 i Skövde kommun som inkom 2026-04-24 och omfattar 9,6 ha.</w:t>
-      </w:r>
-    </w:p>
-    <w:p>
-      <w:r>
-        <w:t>Nedan presenteras fynd av naturvårdsarter och fridlysta arter som gjorts i det avverkningsanmälda området, samt relevanta utdrag ur standarderna för FSC, Chain of Custody, Controlled Wood och PEFC.</w:t>
-      </w:r>
-    </w:p>
-    <w:p>
-      <w:r>
-        <w:t>Vi förväntar oss att ni återkommer med ett skriftligt svar på vårt klagomål och även beskriver vilka korrigerande åtgärder ni satt in för att rätta till identifierade brister i er efterlevnad av den svenska FSC standarden.</w:t>
-      </w:r>
-    </w:p>
-    <w:p>
-      <w:pPr>
-        <w:pStyle w:val="Heading1"/>
-      </w:pPr>
-      <w:r>
-        <w:t>Naturvårdsarter</w:t>
-      </w:r>
-    </w:p>
-    <w:p>
-      <w:r>
-        <w:t>I och inom 18 meter från avverkningsanmälan har följande 12 naturvårdsarter hittats: ask (EN), lundvaxskivling (VU), brun purpurspindling (S), rävticka (S, T), blåsippa (T, §9), ekorrbär (T), kärrfibbla (T), mörk lungört (T), skogsbingel (T), storrams (T), tandrot (T) och gullviva (§9). Av dessa är 2 rödlistade. För rödlistade arter har rödlistekategorin angivits inom parentes. Arter som är signalarter enligt Skogsstyrelsen har markerats med (S). Typiska arter inom Natura 2000 som är kopplade till skogsekosystem har markerats med (T). För fridlysta arter anges även paragrafen i Artskyddsförordningen som arten är fridlyst enligt.</w:t>
-      </w:r>
-    </w:p>
-    <w:p>
-      <w:r>
-        <w:t>De påträffade naturvårdsarterna är ett tydligt kvitto på att det rör sig om en skog med höga naturvärden.</w:t>
-      </w:r>
-      <w:r>
-        <w:t xml:space="preserve"> I Figur 1 visas fyndplatser för naturvårdsarter i området, som finns registrerade på Artportalen.</w:t>
+        <w:t>Detta klagomål behandlar höga naturvärden i avverkningsanmälan A 19978-2026 i Skövde kommun som inkom 2026-04-24 och omfattar 9,6 ha.</w:t>
       </w:r>
     </w:p>
     <w:p>
@@ -209,7 +178,7 @@
       <w:r>
         <w:drawing>
           <wp:inline xmlns:a="http://schemas.openxmlformats.org/drawingml/2006/main" xmlns:pic="http://schemas.openxmlformats.org/drawingml/2006/picture">
-            <wp:extent cx="5375797" cy="5688000"/>
+            <wp:extent cx="5409821" cy="5724000"/>
             <wp:docPr id="1" name="Picture 1"/>
             <wp:cNvGraphicFramePr>
               <a:graphicFrameLocks noChangeAspect="1"/>
@@ -230,7 +199,7 @@
                   <pic:spPr>
                     <a:xfrm>
                       <a:off x="0" y="0"/>
-                      <a:ext cx="5375797" cy="5688000"/>
+                      <a:ext cx="5409821" cy="5724000"/>
                     </a:xfrm>
                     <a:prstGeom prst="rect"/>
                   </pic:spPr>
@@ -247,20 +216,77 @@
         <w:spacing w:after="240"/>
       </w:pPr>
       <w:r>
-        <w:t>Figur 1. Fyndplatser för naturvårdsarter i och inom 18 meter från avverkningsanmälan (röd linje). Markörer utan svart kant är placerade på fyndplatsen. Markörer med svart kant är placerade vid sidan av fyndplatsen och har ett svart streck som visar fyndplatsens exakta position. Kartans mittpunktskoordinat är N 6484568, E 431725 i SWEREF 99 TM.</w:t>
+        <w:t>Figur 1. Fyndplatser för naturvårdsarter i och inom 18 meter från avverkningsanmälan. Markörer utan svart kant är placerade på fyndplatsen. Markörer med svart kant är placerade vid sidan av fyndplatsen har ett svart streck som visar fyndplatsens exakta position. Kartans mittpunktskoordinat är N 6484568, E 431725 i SWEREF 99 TM.</w:t>
+      </w:r>
+    </w:p>
+    <w:p>
+      <w:r>
+        <w:t>I och inom 18 meter från avverkningsanmälan finns fynd av 12 naturvårdsarter, varav 2 är rödlistade, 2 är fridlysta, 8 är typiska (T) och 2 är signalarter (S): ask (EN), lundvaxskivling (VU), brun purpurspindling (S), rävticka (S, T), blåsippa (T, §9), ekorrbär (T), kärrfibbla (T), mörk lungört (T), skogsbingel (T), storrams (T), tandrot (T) och gullviva (§9). Se Figur 1.</w:t>
+      </w:r>
+    </w:p>
+    <w:p>
+      <w:r>
+        <w:t>Nedan presenteras relevanta utdrag ur standarderna för FSC, Chain of Custody, Controlled Wood och PEFC.</w:t>
+      </w:r>
+    </w:p>
+    <w:p>
+      <w:r>
+        <w:t>Vi förväntar oss att ni återkommer med ett skriftligt svar på vårt klagomål och även beskriver vilka korrigerande åtgärder ni satt in för att rätta till identifierade brister i er efterlevnad av den svenska FSC standarden.</w:t>
       </w:r>
     </w:p>
     <w:p>
       <w:pPr>
-        <w:pStyle w:val="Heading2"/>
+        <w:pStyle w:val="Heading1"/>
       </w:pPr>
       <w:r>
-        <w:t>Fridlysta arter</w:t>
+        <w:t>Naturvårdsarter och fridlysta arter</w:t>
       </w:r>
     </w:p>
     <w:p>
       <w:r>
-        <w:t>Följande fridlysta arter har sina livsmiljöer och växtplatser i den avverkningsanmälda skogen: blåsippa (T, §9) och gullviva (§9).</w:t>
+        <w:t>Nedan följer beskrivningar av de naturvårdsarter och fridlysta arter som har sina livsmiljöer och växtplatser i den avverkningsanmälda skogen. De påträffade naturvårdsarterna är ett tydligt kvitto på att det rör sig om en skog med höga naturvärden.</w:t>
+      </w:r>
+    </w:p>
+    <w:p>
+      <w:r>
+        <w:rPr>
+          <w:b/>
+        </w:rPr>
+        <w:t>Ask (EN)</w:t>
+      </w:r>
+      <w:r>
+        <w:t xml:space="preserve"> växer naturligt på frisk till fuktig, näringsrik, mullrik mark, gärna med rörligt, ytnära grundvatten. Asken är mycket viktig för den biologiska mångfalden och den är värd för minst 213 arter i olika organismgrupper, av vilka åtminstone 42 är askspecialister, ytterligare 8 arter förekommer endast på ask och alm. Bland dessa kan nämnas asknätfjäril (EN, §4a), askvårtlav (EN) och askpraktbagge (NT). Det finns en ökad risk att dessa arter försvinner när populationen av ask minskar. Asken är kraftigt drabbad av askskottsjukan, men angripna askar bör inte avverkas eftersom det är så många andra arter knutna till ask, såväl till döda som till levande träd. Eftersom sjukdomen är vindspridd så finns den redan nästan överallt där det finns askar, och till skillnad från almsjukan så förhindrar eller försvårar man inte spridningen genom att ta bort träd. Asken är globalt rödlistad som nära hotad (NT) vilket medför ett internationellt ansvar för arten (SLU Artdatabanken, 2026; IUCN, 2017).</w:t>
+      </w:r>
+    </w:p>
+    <w:p>
+      <w:r>
+        <w:rPr>
+          <w:b/>
+        </w:rPr>
+        <w:t>Lundvaxskivling (NT)</w:t>
+      </w:r>
+      <w:r>
+        <w:t xml:space="preserve"> växer i luckig ek- och ädellövskog samt hagmark och löväng där den på örtrik mark bildar mykorrhiza med ek, ev. även med hassel och bok. Arten kan betraktas som en indikatorart för goda lövbiotoper och lokaler med rik förekomst av denna art har ett högt skyddsvärde och bör bevaras i oförändrat skick. Ekskogar och ädellövskogar med ek skall inte ersättas med annat trädslag och brukning bör ske med stor försiktighet (SLU Artdatabanken, 2024).</w:t>
+      </w:r>
+    </w:p>
+    <w:p>
+      <w:r>
+        <w:rPr>
+          <w:b/>
+        </w:rPr>
+        <w:t>Rävticka</w:t>
+      </w:r>
+      <w:r>
+        <w:t xml:space="preserve"> är typisk art för </w:t>
+      </w:r>
+      <w:r>
+        <w:rPr>
+          <w:i/>
+        </w:rPr>
+        <w:t xml:space="preserve">9010 Taiga </w:t>
+      </w:r>
+      <w:r>
+        <w:t>(SLU Artdatabanken, 2025).</w:t>
       </w:r>
     </w:p>
     <w:p>
@@ -290,54 +316,6 @@
       </w:r>
       <w:r>
         <w:t xml:space="preserve"> (SLU Artdatabanken, 2025).</w:t>
-      </w:r>
-    </w:p>
-    <w:p>
-      <w:r>
-        <w:rPr>
-          <w:b/>
-        </w:rPr>
-        <w:t>Gullviva (§9)</w:t>
-      </w:r>
-      <w:r>
-        <w:t xml:space="preserve"> är värdväxt för bland annat den rödlistade och sällsynta fjärilen gullvivefjäril (VU) samt typisk art för </w:t>
-      </w:r>
-      <w:r>
-        <w:rPr>
-          <w:i/>
-        </w:rPr>
-        <w:t xml:space="preserve">9070 Trädklädd betesmark, 6530 Lövängar, 6510 Slåtterängar i låglandet </w:t>
-      </w:r>
-      <w:r>
-        <w:t>och</w:t>
-      </w:r>
-      <w:r>
-        <w:rPr>
-          <w:i/>
-        </w:rPr>
-        <w:t xml:space="preserve"> 6270 Silikatgräsmarker</w:t>
-      </w:r>
-      <w:r>
-        <w:t xml:space="preserve"> (SLU Artdatabanken, 2025).</w:t>
-      </w:r>
-    </w:p>
-    <w:p>
-      <w:pPr>
-        <w:pStyle w:val="Heading2"/>
-      </w:pPr>
-      <w:r>
-        <w:t>Övriga naturvårdsarter</w:t>
-      </w:r>
-    </w:p>
-    <w:p>
-      <w:r>
-        <w:rPr>
-          <w:b/>
-        </w:rPr>
-        <w:t>Ask (EN)</w:t>
-      </w:r>
-      <w:r>
-        <w:t xml:space="preserve"> växer naturligt på frisk till fuktig, näringsrik, mullrik mark, gärna med rörligt, ytnära grundvatten. Asken är mycket viktig för den biologiska mångfalden och den är värd för minst 213 arter i olika organismgrupper, av vilka åtminstone 42 är askspecialister, ytterligare 8 arter förekommer endast på ask och alm. Bland dessa kan nämnas asknätfjäril (EN, §4a), askvårtlav (EN) och askpraktbagge (NT). Det finns en ökad risk att dessa arter försvinner när populationen av ask minskar. Asken är kraftigt drabbad av askskottsjukan, men angripna askar bör inte avverkas eftersom det är så många andra arter knutna till ask, såväl till döda som till levande träd. Eftersom sjukdomen är vindspridd så finns den redan nästan överallt där det finns askar, och till skillnad från almsjukan så förhindrar eller försvårar man inte spridningen genom att ta bort träd. Asken är globalt rödlistad som nära hotad (NT) vilket medför ett internationellt ansvar för arten (SLU Artdatabanken, 2026; IUCN, 2017).</w:t>
       </w:r>
     </w:p>
     <w:p>
@@ -394,17 +372,6 @@
         <w:rPr>
           <w:b/>
         </w:rPr>
-        <w:t>Lundvaxskivling (NT)</w:t>
-      </w:r>
-      <w:r>
-        <w:t xml:space="preserve"> växer i luckig ek- och ädellövskog samt hagmark och löväng där den på örtrik mark bildar mykorrhiza med ek, ev. även med hassel och bok. Arten kan betraktas som en indikatorart för goda lövbiotoper och lokaler med rik förekomst av denna art har ett högt skyddsvärde och bör bevaras i oförändrat skick. Ekskogar och ädellövskogar med ek skall inte ersättas med annat trädslag och brukning bör ske med stor försiktighet (SLU Artdatabanken, 2024).</w:t>
-      </w:r>
-    </w:p>
-    <w:p>
-      <w:r>
-        <w:rPr>
-          <w:b/>
-        </w:rPr>
         <w:t>Mörk lungört</w:t>
       </w:r>
       <w:r>
@@ -427,26 +394,6 @@
       </w:r>
       <w:r>
         <w:t>. Lungört är värdväxt för de rödlistade fjärilarna lungörtssäckmal (CR) och lungörtssorgmal (NT) samt för skalbaggen lungörtsvivel (NT) (SLU Artdatabanken, 2026).</w:t>
-      </w:r>
-    </w:p>
-    <w:p>
-      <w:r>
-        <w:rPr>
-          <w:b/>
-        </w:rPr>
-        <w:t>Rävticka</w:t>
-      </w:r>
-      <w:r>
-        <w:t xml:space="preserve"> är typisk art för </w:t>
-      </w:r>
-      <w:r>
-        <w:rPr>
-          <w:i/>
-        </w:rPr>
-        <w:t xml:space="preserve">9010 Taiga </w:t>
-      </w:r>
-      <w:r>
-        <w:t>(SLU Artdatabanken, 2025).</w:t>
       </w:r>
     </w:p>
     <w:p>
@@ -534,6 +481,35 @@
       </w:r>
       <w:r>
         <w:t>(SLU Artdatabanken, 2025).</w:t>
+      </w:r>
+    </w:p>
+    <w:p>
+      <w:r>
+        <w:rPr>
+          <w:b/>
+        </w:rPr>
+        <w:t>Gullviva (§9)</w:t>
+      </w:r>
+      <w:r>
+        <w:t xml:space="preserve"> är värdväxt för bland annat den rödlistade och sällsynta fjärilen gullvivefjäril (VU) samt typisk art för </w:t>
+      </w:r>
+      <w:r>
+        <w:rPr>
+          <w:i/>
+        </w:rPr>
+        <w:t xml:space="preserve">9070 Trädklädd betesmark, 6530 Lövängar, 6510 Slåtterängar i låglandet </w:t>
+      </w:r>
+      <w:r>
+        <w:t>och</w:t>
+      </w:r>
+      <w:r>
+        <w:rPr>
+          <w:i/>
+        </w:rPr>
+        <w:t xml:space="preserve"> 6270 Silikatgräsmarker</w:t>
+      </w:r>
+      <w:r>
+        <w:t xml:space="preserve"> (SLU Artdatabanken, 2025).</w:t>
       </w:r>
     </w:p>
     <w:p>
@@ -941,7 +917,7 @@
     <w:r>
       <w:tab/>
       <w:tab/>
-      <w:t>2026-06-20</w:t>
+      <w:t>2026-06-21</w:t>
       <w:br/>
       <w:br/>
     </w:r>

--- a/klagomål/A 19978-2026 FSC-klagomål.docx
+++ b/klagomål/A 19978-2026 FSC-klagomål.docx
@@ -917,7 +917,7 @@
     <w:r>
       <w:tab/>
       <w:tab/>
-      <w:t>2026-06-21</w:t>
+      <w:t>2026-06-22</w:t>
       <w:br/>
       <w:br/>
     </w:r>

--- a/klagomål/A 19978-2026 FSC-klagomål.docx
+++ b/klagomål/A 19978-2026 FSC-klagomål.docx
@@ -917,7 +917,7 @@
     <w:r>
       <w:tab/>
       <w:tab/>
-      <w:t>2026-06-22</w:t>
+      <w:t>2026-06-23</w:t>
       <w:br/>
       <w:br/>
     </w:r>

--- a/klagomål/A 19978-2026 FSC-klagomål.docx
+++ b/klagomål/A 19978-2026 FSC-klagomål.docx
@@ -917,7 +917,7 @@
     <w:r>
       <w:tab/>
       <w:tab/>
-      <w:t>2026-06-23</w:t>
+      <w:t>2026-06-24</w:t>
       <w:br/>
       <w:br/>
     </w:r>

--- a/klagomål/A 19978-2026 FSC-klagomål.docx
+++ b/klagomål/A 19978-2026 FSC-klagomål.docx
@@ -917,7 +917,7 @@
     <w:r>
       <w:tab/>
       <w:tab/>
-      <w:t>2026-06-24</w:t>
+      <w:t>2026-06-25</w:t>
       <w:br/>
       <w:br/>
     </w:r>
